--- a/packages/document-engine/templates/1.2_decision_risk_evaluation_team.docx
+++ b/packages/document-engine/templates/1.2_decision_risk_evaluation_team.docx
@@ -21,21 +21,17 @@
           <w:szCs w:val="20"/>
         </w:rPr>
       </w:pPr>
-      <w:hyperlink r:id="rId2">
-        <w:r>
-          <w:rPr>
-            <w:rStyle w:val="Hyperlink"/>
-            <w:rFonts w:eastAsia="Arial" w:cs="Arial" w:ascii="Arial" w:hAnsi="Arial"/>
-            <w:b/>
-            <w:color w:val="auto"/>
-            <w:sz w:val="24"/>
-            <w:szCs w:val="20"/>
-            <w:u w:val="none"/>
-            <w:lang w:val="ro-RO"/>
-          </w:rPr>
-          <w:t>DECIZIA</w:t>
-        </w:r>
-      </w:hyperlink>
+      <w:r>
+        <w:rPr>
+          <w:rFonts w:eastAsia="Arial" w:cs="Arial" w:ascii="Arial" w:hAnsi="Arial"/>
+          <w:b/>
+          <w:color w:val="auto"/>
+          <w:sz w:val="24"/>
+          <w:szCs w:val="20"/>
+          <w:lang w:val="ro-RO"/>
+        </w:rPr>
+        <w:t>DECIZIA</w:t>
+      </w:r>
     </w:p>
     <w:p>
       <w:pPr>
@@ -54,20 +50,16 @@
           <w:szCs w:val="20"/>
         </w:rPr>
       </w:pPr>
-      <w:hyperlink r:id="rId3">
-        <w:r>
-          <w:rPr>
-            <w:rStyle w:val="Hyperlink"/>
-            <w:rFonts w:eastAsia="Arial" w:cs="Arial" w:ascii="Arial" w:hAnsi="Arial"/>
-            <w:color w:val="auto"/>
-            <w:sz w:val="20"/>
-            <w:szCs w:val="20"/>
-            <w:u w:val="none"/>
-            <w:lang w:val="ro-RO"/>
-          </w:rPr>
-          <w:t>Nr.: {{decisionNumber}} SSM Din: {{issueDate}}</w:t>
-        </w:r>
-      </w:hyperlink>
+      <w:r>
+        <w:rPr>
+          <w:rFonts w:eastAsia="Arial" w:cs="Arial" w:ascii="Arial" w:hAnsi="Arial"/>
+          <w:color w:val="auto"/>
+          <w:sz w:val="20"/>
+          <w:szCs w:val="20"/>
+          <w:lang w:val="ro-RO"/>
+        </w:rPr>
+        <w:t>Nr.: {{decisionNumber}} SSM Din: {{issueDate}}</w:t>
+      </w:r>
     </w:p>
     <w:p>
       <w:pPr>
@@ -82,107 +74,89 @@
           <w:szCs w:val="20"/>
         </w:rPr>
       </w:pPr>
-      <w:hyperlink r:id="rId4">
-        <w:r>
-          <w:rPr>
-            <w:rStyle w:val="Hyperlink"/>
-            <w:rFonts w:eastAsia="Arial" w:cs="Arial" w:ascii="Arial" w:hAnsi="Arial"/>
-            <w:color w:val="auto"/>
-            <w:sz w:val="20"/>
-            <w:szCs w:val="20"/>
-            <w:u w:val="none"/>
-            <w:lang w:val="ro-RO"/>
-          </w:rPr>
-          <w:t xml:space="preserve">Văzând prevederile </w:t>
-        </w:r>
-        <w:r>
-          <w:rPr>
-            <w:rStyle w:val="Hyperlink"/>
-            <w:rFonts w:eastAsia="Arial" w:cs="Arial" w:ascii="Arial" w:hAnsi="Arial"/>
-            <w:bCs/>
-            <w:color w:val="auto"/>
-            <w:sz w:val="20"/>
-            <w:szCs w:val="20"/>
-            <w:u w:val="none"/>
-            <w:lang w:val="ro-RO"/>
-          </w:rPr>
-          <w:t xml:space="preserve">Legii nr 319/ 2006 </w:t>
-        </w:r>
-        <w:r>
-          <w:rPr>
-            <w:rStyle w:val="Hyperlink"/>
-            <w:rFonts w:eastAsia="Arial" w:cs="Arial" w:ascii="Arial" w:hAnsi="Arial"/>
-            <w:color w:val="auto"/>
-            <w:sz w:val="20"/>
-            <w:szCs w:val="20"/>
-            <w:u w:val="none"/>
-            <w:lang w:val="ro-RO"/>
-          </w:rPr>
-          <w:t>și</w:t>
-        </w:r>
-        <w:r>
-          <w:rPr>
-            <w:rStyle w:val="Hyperlink"/>
-            <w:rFonts w:eastAsia="Arial" w:cs="Arial" w:ascii="Arial" w:hAnsi="Arial"/>
-            <w:bCs/>
-            <w:color w:val="auto"/>
-            <w:sz w:val="20"/>
-            <w:szCs w:val="20"/>
-            <w:u w:val="none"/>
-            <w:lang w:val="ro-RO"/>
-          </w:rPr>
-          <w:t xml:space="preserve"> Normele de aplicare a acesteia aprobate prin H.G.1425/ 2006 pe de o parte și, pe de altă parte, cerințele metodei</w:t>
-        </w:r>
-        <w:r>
-          <w:rPr>
-            <w:rStyle w:val="Hyperlink"/>
-            <w:rFonts w:eastAsia="Arial" w:cs="Arial" w:ascii="Arial" w:hAnsi="Arial"/>
-            <w:color w:val="auto"/>
-            <w:sz w:val="20"/>
-            <w:szCs w:val="20"/>
-            <w:u w:val="none"/>
-            <w:lang w:val="ro-RO"/>
-          </w:rPr>
-          <w:t xml:space="preserve"> de evaluare a riscurilor I.N.C.D.P.M. București, metodă avizată de Ministerul Muncii și Solidarității Sociale</w:t>
-        </w:r>
-        <w:r>
-          <w:rPr>
-            <w:rStyle w:val="Hyperlink"/>
-            <w:rFonts w:eastAsia="Arial" w:cs="Arial" w:ascii="Arial" w:hAnsi="Arial"/>
-            <w:bCs/>
-            <w:color w:val="auto"/>
-            <w:sz w:val="20"/>
-            <w:szCs w:val="20"/>
-            <w:u w:val="none"/>
-            <w:lang w:val="ro-RO"/>
-          </w:rPr>
-          <w:t>, {{client.representativeName}}</w:t>
-        </w:r>
-        <w:r>
-          <w:rPr>
-            <w:rStyle w:val="Hyperlink"/>
-            <w:rFonts w:eastAsia="Arial" w:cs="Arial" w:ascii="Arial" w:hAnsi="Arial"/>
-            <w:color w:val="auto"/>
-            <w:sz w:val="20"/>
-            <w:szCs w:val="20"/>
-            <w:u w:val="none"/>
-            <w:lang w:val="ro-RO"/>
-          </w:rPr>
-          <w:t xml:space="preserve"> în calitate de {{client.representativeRole}} în cadrul {{client.legalName}}</w:t>
-        </w:r>
-        <w:r>
-          <w:rPr>
-            <w:rStyle w:val="Hyperlink"/>
-            <w:rFonts w:eastAsia="Arial" w:cs="Arial" w:ascii="Arial" w:hAnsi="Arial"/>
-            <w:color w:val="auto"/>
-            <w:sz w:val="20"/>
-            <w:szCs w:val="20"/>
-            <w:u w:val="none"/>
-            <w:lang w:val="ro-RO"/>
-          </w:rPr>
-          <w:t>, începând cu data de {{issueDate}},</w:t>
-        </w:r>
-      </w:hyperlink>
+      <w:r>
+        <w:rPr>
+          <w:rFonts w:eastAsia="Arial" w:cs="Arial" w:ascii="Arial" w:hAnsi="Arial"/>
+          <w:color w:val="auto"/>
+          <w:sz w:val="20"/>
+          <w:szCs w:val="20"/>
+          <w:lang w:val="ro-RO"/>
+        </w:rPr>
+        <w:t xml:space="preserve">Văzând prevederile </w:t>
+      </w:r>
+      <w:r>
+        <w:rPr>
+          <w:rFonts w:eastAsia="Arial" w:cs="Arial" w:ascii="Arial" w:hAnsi="Arial"/>
+          <w:bCs/>
+          <w:color w:val="auto"/>
+          <w:sz w:val="20"/>
+          <w:szCs w:val="20"/>
+          <w:lang w:val="ro-RO"/>
+        </w:rPr>
+        <w:t xml:space="preserve">Legii nr 319/ 2006 </w:t>
+      </w:r>
+      <w:r>
+        <w:rPr>
+          <w:rFonts w:eastAsia="Arial" w:cs="Arial" w:ascii="Arial" w:hAnsi="Arial"/>
+          <w:color w:val="auto"/>
+          <w:sz w:val="20"/>
+          <w:szCs w:val="20"/>
+          <w:lang w:val="ro-RO"/>
+        </w:rPr>
+        <w:t>și</w:t>
+      </w:r>
+      <w:r>
+        <w:rPr>
+          <w:rFonts w:eastAsia="Arial" w:cs="Arial" w:ascii="Arial" w:hAnsi="Arial"/>
+          <w:bCs/>
+          <w:color w:val="auto"/>
+          <w:sz w:val="20"/>
+          <w:szCs w:val="20"/>
+          <w:lang w:val="ro-RO"/>
+        </w:rPr>
+        <w:t xml:space="preserve"> Normele de aplicare a acesteia aprobate prin H.G.1425/ 2006 pe de o parte și, pe de altă parte, cerințele metodei</w:t>
+      </w:r>
+      <w:r>
+        <w:rPr>
+          <w:rFonts w:eastAsia="Arial" w:cs="Arial" w:ascii="Arial" w:hAnsi="Arial"/>
+          <w:color w:val="auto"/>
+          <w:sz w:val="20"/>
+          <w:szCs w:val="20"/>
+          <w:lang w:val="ro-RO"/>
+        </w:rPr>
+        <w:t xml:space="preserve"> de evaluare a riscurilor I.N.C.D.P.M. București, metodă avizată de Ministerul Muncii și Solidarității Sociale</w:t>
+      </w:r>
+      <w:r>
+        <w:rPr>
+          <w:rFonts w:eastAsia="Arial" w:cs="Arial" w:ascii="Arial" w:hAnsi="Arial"/>
+          <w:bCs/>
+          <w:color w:val="auto"/>
+          <w:sz w:val="20"/>
+          <w:szCs w:val="20"/>
+          <w:lang w:val="ro-RO"/>
+        </w:rPr>
+        <w:t>, {{client.representativeName}}</w:t>
+      </w:r>
+      <w:r>
+        <w:rPr>
+          <w:rFonts w:eastAsia="Arial" w:cs="Arial" w:ascii="Arial" w:hAnsi="Arial"/>
+          <w:color w:val="auto"/>
+          <w:sz w:val="20"/>
+          <w:szCs w:val="20"/>
+          <w:lang w:val="ro-RO"/>
+        </w:rPr>
+        <w:t xml:space="preserve"> în calitate de {{client.representativeRole}} în cadrul {{client.legalName}}</w:t>
+      </w:r>
+      <w:r>
+        <w:rPr>
+          <w:rFonts w:eastAsia="Arial" w:cs="Arial" w:ascii="Arial" w:hAnsi="Arial"/>
+          <w:color w:val="auto"/>
+          <w:sz w:val="20"/>
+          <w:szCs w:val="20"/>
+          <w:lang w:val="ro-RO"/>
+        </w:rPr>
+        <w:t>, începând cu data de {{issueDate}},</w:t>
+      </w:r>
     </w:p>
     <w:p>
       <w:pPr>
@@ -199,21 +173,17 @@
           <w:szCs w:val="20"/>
         </w:rPr>
       </w:pPr>
-      <w:hyperlink r:id="rId5">
-        <w:r>
-          <w:rPr>
-            <w:rStyle w:val="Hyperlink"/>
-            <w:rFonts w:eastAsia="Arial" w:cs="Arial" w:ascii="Arial" w:hAnsi="Arial"/>
-            <w:b/>
-            <w:color w:val="auto"/>
-            <w:sz w:val="20"/>
-            <w:szCs w:val="20"/>
-            <w:u w:val="none"/>
-            <w:lang w:val="ro-RO"/>
-          </w:rPr>
-          <w:t>DECIDE:</w:t>
-        </w:r>
-      </w:hyperlink>
+      <w:r>
+        <w:rPr>
+          <w:rFonts w:eastAsia="Arial" w:cs="Arial" w:ascii="Arial" w:hAnsi="Arial"/>
+          <w:b/>
+          <w:color w:val="auto"/>
+          <w:sz w:val="20"/>
+          <w:szCs w:val="20"/>
+          <w:lang w:val="ro-RO"/>
+        </w:rPr>
+        <w:t>DECIDE:</w:t>
+      </w:r>
     </w:p>
     <w:p>
       <w:pPr>
@@ -228,70 +198,58 @@
           <w:szCs w:val="20"/>
         </w:rPr>
       </w:pPr>
-      <w:hyperlink r:id="rId6">
-        <w:r>
-          <w:rPr>
-            <w:rStyle w:val="Hyperlink"/>
-            <w:rFonts w:eastAsia="Arial" w:cs="Arial" w:ascii="Arial" w:hAnsi="Arial"/>
-            <w:b/>
-            <w:color w:val="auto"/>
-            <w:sz w:val="20"/>
-            <w:szCs w:val="20"/>
-            <w:u w:val="none"/>
-            <w:lang w:val="ro-RO"/>
-          </w:rPr>
-          <w:t xml:space="preserve">Art.1. </w:t>
-        </w:r>
-        <w:r>
-          <w:rPr>
-            <w:rStyle w:val="Hyperlink"/>
-            <w:rFonts w:eastAsia="Arial" w:cs="Arial" w:ascii="Arial" w:hAnsi="Arial"/>
-            <w:color w:val="auto"/>
-            <w:sz w:val="20"/>
-            <w:szCs w:val="20"/>
-            <w:u w:val="none"/>
-            <w:lang w:val="ro-RO"/>
-          </w:rPr>
-          <w:t xml:space="preserve">În conformitate cu prevederile </w:t>
-        </w:r>
-        <w:r>
-          <w:rPr>
-            <w:rStyle w:val="Hyperlink"/>
-            <w:rFonts w:eastAsia="Arial" w:cs="Arial" w:ascii="Arial" w:hAnsi="Arial"/>
-            <w:bCs/>
-            <w:color w:val="auto"/>
-            <w:sz w:val="20"/>
-            <w:szCs w:val="20"/>
-            <w:u w:val="none"/>
-            <w:lang w:val="ro-RO"/>
-          </w:rPr>
-          <w:t xml:space="preserve">H.G nr.1425/ 2006, </w:t>
-        </w:r>
-        <w:r>
-          <w:rPr>
-            <w:rStyle w:val="Hyperlink"/>
-            <w:rFonts w:eastAsia="Arial" w:cs="Arial" w:ascii="Arial" w:hAnsi="Arial"/>
-            <w:color w:val="auto"/>
-            <w:sz w:val="20"/>
-            <w:szCs w:val="20"/>
-            <w:u w:val="none"/>
-            <w:lang w:val="ro-RO"/>
-          </w:rPr>
-          <w:t>următoarele persoane să facă parte și să desfășoare în cadrul orelor de program, activitățile de identificare și evaluarea a riscurilor de accidentare și îmbolnăvire profesională pentru locurile de muncă încadrate la {{client.legalName}}</w:t>
-        </w:r>
-        <w:r>
-          <w:rPr>
-            <w:rStyle w:val="Hyperlink"/>
-            <w:rFonts w:eastAsia="Arial" w:cs="Arial" w:ascii="Arial" w:hAnsi="Arial"/>
-            <w:color w:val="auto"/>
-            <w:sz w:val="20"/>
-            <w:szCs w:val="20"/>
-            <w:u w:val="none"/>
-            <w:lang w:val="ro-RO"/>
-          </w:rPr>
-          <w:t>:</w:t>
-        </w:r>
-      </w:hyperlink>
+      <w:r>
+        <w:rPr>
+          <w:rFonts w:eastAsia="Arial" w:cs="Arial" w:ascii="Arial" w:hAnsi="Arial"/>
+          <w:b/>
+          <w:color w:val="auto"/>
+          <w:sz w:val="20"/>
+          <w:szCs w:val="20"/>
+          <w:lang w:val="ro-RO"/>
+        </w:rPr>
+        <w:t xml:space="preserve">Art.1. </w:t>
+      </w:r>
+      <w:r>
+        <w:rPr>
+          <w:rFonts w:eastAsia="Arial" w:cs="Arial" w:ascii="Arial" w:hAnsi="Arial"/>
+          <w:color w:val="auto"/>
+          <w:sz w:val="20"/>
+          <w:szCs w:val="20"/>
+          <w:lang w:val="ro-RO"/>
+        </w:rPr>
+        <w:t xml:space="preserve">În conformitate cu prevederile </w:t>
+      </w:r>
+      <w:r>
+        <w:rPr>
+          <w:rFonts w:eastAsia="Arial" w:cs="Arial" w:ascii="Arial" w:hAnsi="Arial"/>
+          <w:bCs/>
+          <w:color w:val="auto"/>
+          <w:sz w:val="20"/>
+          <w:szCs w:val="20"/>
+          <w:lang w:val="ro-RO"/>
+        </w:rPr>
+        <w:t xml:space="preserve">H.G nr.1425/ 2006, </w:t>
+      </w:r>
+      <w:r>
+        <w:rPr>
+          <w:rFonts w:eastAsia="Arial" w:cs="Arial" w:ascii="Arial" w:hAnsi="Arial"/>
+          <w:color w:val="auto"/>
+          <w:sz w:val="20"/>
+          <w:szCs w:val="20"/>
+          <w:lang w:val="ro-RO"/>
+        </w:rPr>
+        <w:t>următoarele persoane să facă parte și să desfășoare în cadrul orelor de program, activitățile de identificare și evaluarea a riscurilor de accidentare și îmbolnăvire profesională pentru locurile de muncă încadrate la {{client.legalName}}</w:t>
+      </w:r>
+      <w:r>
+        <w:rPr>
+          <w:rFonts w:eastAsia="Arial" w:cs="Arial" w:ascii="Arial" w:hAnsi="Arial"/>
+          <w:color w:val="auto"/>
+          <w:sz w:val="20"/>
+          <w:szCs w:val="20"/>
+          <w:lang w:val="ro-RO"/>
+        </w:rPr>
+        <w:t>:</w:t>
+      </w:r>
     </w:p>
     <w:p>
       <w:pPr>
@@ -309,20 +267,16 @@
           <w:szCs w:val="20"/>
         </w:rPr>
       </w:pPr>
-      <w:hyperlink r:id="rId7">
-        <w:r>
-          <w:rPr>
-            <w:rStyle w:val="Hyperlink"/>
-            <w:rFonts w:eastAsia="Arial" w:cs="Arial" w:ascii="Arial" w:hAnsi="Arial"/>
-            <w:color w:val="auto"/>
-            <w:sz w:val="20"/>
-            <w:szCs w:val="20"/>
-            <w:u w:val="none"/>
-            <w:lang w:val="ro-RO"/>
-          </w:rPr>
-          <w:t>{{#evaluationTeam}}</w:t>
-        </w:r>
-      </w:hyperlink>
+      <w:r>
+        <w:rPr>
+          <w:rFonts w:eastAsia="Arial" w:cs="Arial" w:ascii="Arial" w:hAnsi="Arial"/>
+          <w:color w:val="auto"/>
+          <w:sz w:val="20"/>
+          <w:szCs w:val="20"/>
+          <w:lang w:val="ro-RO"/>
+        </w:rPr>
+        <w:t>{{#evaluationTeam}}</w:t>
+      </w:r>
     </w:p>
     <w:p>
       <w:pPr>
@@ -340,32 +294,26 @@
           <w:szCs w:val="20"/>
         </w:rPr>
       </w:pPr>
-      <w:hyperlink r:id="rId8">
-        <w:r>
-          <w:rPr>
-            <w:rStyle w:val="Hyperlink"/>
-            <w:rFonts w:eastAsia="Arial" w:cs="Arial" w:ascii="Arial" w:hAnsi="Arial"/>
-            <w:color w:val="auto"/>
-            <w:sz w:val="20"/>
-            <w:szCs w:val="20"/>
-            <w:u w:val="none"/>
-            <w:lang w:val="ro-RO"/>
-          </w:rPr>
-          <w:t>{{name}} având funcția de {{jobTitle}} în cadrul {{client.legalName}}</w:t>
-        </w:r>
-        <w:r>
-          <w:rPr>
-            <w:rStyle w:val="Hyperlink"/>
-            <w:rFonts w:eastAsia="Arial" w:cs="Arial" w:ascii="Arial" w:hAnsi="Arial"/>
-            <w:color w:val="auto"/>
-            <w:sz w:val="20"/>
-            <w:szCs w:val="20"/>
-            <w:u w:val="none"/>
-            <w:lang w:val="ro-RO"/>
-          </w:rPr>
-          <w:t xml:space="preserve"> va îndeplini și funcția de membru al echipei de evaluare.</w:t>
-        </w:r>
-      </w:hyperlink>
+      <w:r>
+        <w:rPr>
+          <w:rFonts w:eastAsia="Arial" w:cs="Arial" w:ascii="Arial" w:hAnsi="Arial"/>
+          <w:color w:val="auto"/>
+          <w:sz w:val="20"/>
+          <w:szCs w:val="20"/>
+          <w:lang w:val="ro-RO"/>
+        </w:rPr>
+        <w:t>{{name}} având funcția de {{jobTitle}} în cadrul {{client.legalName}}</w:t>
+      </w:r>
+      <w:r>
+        <w:rPr>
+          <w:rFonts w:eastAsia="Arial" w:cs="Arial" w:ascii="Arial" w:hAnsi="Arial"/>
+          <w:color w:val="auto"/>
+          <w:sz w:val="20"/>
+          <w:szCs w:val="20"/>
+          <w:lang w:val="ro-RO"/>
+        </w:rPr>
+        <w:t xml:space="preserve"> va îndeplini și funcția de membru al echipei de evaluare.</w:t>
+      </w:r>
     </w:p>
     <w:p>
       <w:pPr>
@@ -383,20 +331,16 @@
           <w:szCs w:val="20"/>
         </w:rPr>
       </w:pPr>
-      <w:hyperlink r:id="rId9">
-        <w:r>
-          <w:rPr>
-            <w:rStyle w:val="Hyperlink"/>
-            <w:rFonts w:eastAsia="Arial" w:cs="Arial" w:ascii="Arial" w:hAnsi="Arial"/>
-            <w:color w:val="auto"/>
-            <w:sz w:val="20"/>
-            <w:szCs w:val="20"/>
-            <w:u w:val="none"/>
-            <w:lang w:val="ro-RO"/>
-          </w:rPr>
-          <w:t>{{/evaluationTeam}}</w:t>
-        </w:r>
-      </w:hyperlink>
+      <w:r>
+        <w:rPr>
+          <w:rFonts w:eastAsia="Arial" w:cs="Arial" w:ascii="Arial" w:hAnsi="Arial"/>
+          <w:color w:val="auto"/>
+          <w:sz w:val="20"/>
+          <w:szCs w:val="20"/>
+          <w:lang w:val="ro-RO"/>
+        </w:rPr>
+        <w:t>{{/evaluationTeam}}</w:t>
+      </w:r>
     </w:p>
     <w:p>
       <w:pPr>
@@ -414,20 +358,16 @@
           <w:szCs w:val="20"/>
         </w:rPr>
       </w:pPr>
-      <w:hyperlink r:id="rId10">
-        <w:r>
-          <w:rPr>
-            <w:rStyle w:val="Hyperlink"/>
-            <w:rFonts w:eastAsia="Arial" w:cs="Arial" w:ascii="Arial" w:hAnsi="Arial"/>
-            <w:color w:val="auto"/>
-            <w:sz w:val="20"/>
-            <w:szCs w:val="20"/>
-            <w:u w:val="none"/>
-            <w:lang w:val="ro-RO"/>
-          </w:rPr>
-          <w:t>{{specialist.name}} în calitate de {{specialist.professionalTitle}} din cadrul {{provider.legalName}}, va coordona activitatea echipei de evaluare a riscurilor de accidentare și îmbolnăvire profesională.</w:t>
-        </w:r>
-      </w:hyperlink>
+      <w:r>
+        <w:rPr>
+          <w:rFonts w:eastAsia="Arial" w:cs="Arial" w:ascii="Arial" w:hAnsi="Arial"/>
+          <w:color w:val="auto"/>
+          <w:sz w:val="20"/>
+          <w:szCs w:val="20"/>
+          <w:lang w:val="ro-RO"/>
+        </w:rPr>
+        <w:t>{{specialist.name}} în calitate de {{specialist.professionalTitle}} din cadrul {{provider.legalName}}, va coordona activitatea echipei de evaluare a riscurilor de accidentare și îmbolnăvire profesională.</w:t>
+      </w:r>
     </w:p>
     <w:p>
       <w:pPr>
@@ -442,45 +382,37 @@
           <w:szCs w:val="20"/>
         </w:rPr>
       </w:pPr>
-      <w:hyperlink r:id="rId11">
-        <w:r>
-          <w:rPr>
-            <w:rStyle w:val="Hyperlink"/>
-            <w:rFonts w:eastAsia="Arial" w:cs="Arial" w:ascii="Arial" w:hAnsi="Arial"/>
-            <w:b/>
-            <w:color w:val="auto"/>
-            <w:sz w:val="20"/>
-            <w:szCs w:val="20"/>
-            <w:u w:val="none"/>
-            <w:lang w:val="ro-RO"/>
-          </w:rPr>
-          <w:t xml:space="preserve">Art. 2. </w:t>
-        </w:r>
-        <w:r>
-          <w:rPr>
-            <w:rStyle w:val="Hyperlink"/>
-            <w:rFonts w:eastAsia="Arial" w:cs="Arial" w:ascii="Arial" w:hAnsi="Arial"/>
-            <w:color w:val="auto"/>
-            <w:sz w:val="20"/>
-            <w:szCs w:val="20"/>
-            <w:u w:val="none"/>
-            <w:lang w:val="ro-RO"/>
-          </w:rPr>
-          <w:t>Perioada de efectuare a identificării și evaluării riscurilor de accidentare și îmbolnăvire profesională la {{client.legalName}}</w:t>
-        </w:r>
-        <w:r>
-          <w:rPr>
-            <w:rStyle w:val="Hyperlink"/>
-            <w:rFonts w:eastAsia="Arial" w:cs="Arial" w:ascii="Arial" w:hAnsi="Arial"/>
-            <w:color w:val="auto"/>
-            <w:sz w:val="20"/>
-            <w:szCs w:val="20"/>
-            <w:u w:val="none"/>
-            <w:lang w:val="ro-RO"/>
-          </w:rPr>
-          <w:t xml:space="preserve"> este de 10 zile de la data încheierii contractului.</w:t>
-        </w:r>
-      </w:hyperlink>
+      <w:r>
+        <w:rPr>
+          <w:rFonts w:eastAsia="Arial" w:cs="Arial" w:ascii="Arial" w:hAnsi="Arial"/>
+          <w:b/>
+          <w:color w:val="auto"/>
+          <w:sz w:val="20"/>
+          <w:szCs w:val="20"/>
+          <w:lang w:val="ro-RO"/>
+        </w:rPr>
+        <w:t xml:space="preserve">Art. 2. </w:t>
+      </w:r>
+      <w:r>
+        <w:rPr>
+          <w:rFonts w:eastAsia="Arial" w:cs="Arial" w:ascii="Arial" w:hAnsi="Arial"/>
+          <w:color w:val="auto"/>
+          <w:sz w:val="20"/>
+          <w:szCs w:val="20"/>
+          <w:lang w:val="ro-RO"/>
+        </w:rPr>
+        <w:t>Perioada de efectuare a identificării și evaluării riscurilor de accidentare și îmbolnăvire profesională la {{client.legalName}}</w:t>
+      </w:r>
+      <w:r>
+        <w:rPr>
+          <w:rFonts w:eastAsia="Arial" w:cs="Arial" w:ascii="Arial" w:hAnsi="Arial"/>
+          <w:color w:val="auto"/>
+          <w:sz w:val="20"/>
+          <w:szCs w:val="20"/>
+          <w:lang w:val="ro-RO"/>
+        </w:rPr>
+        <w:t xml:space="preserve"> este de 10 zile de la data încheierii contractului.</w:t>
+      </w:r>
     </w:p>
     <w:p>
       <w:pPr>
@@ -497,21 +429,17 @@
           <w:szCs w:val="20"/>
         </w:rPr>
       </w:pPr>
-      <w:hyperlink r:id="rId12">
-        <w:r>
-          <w:rPr>
-            <w:rStyle w:val="Hyperlink"/>
-            <w:rFonts w:eastAsia="Arial" w:cs="Arial" w:ascii="Arial" w:hAnsi="Arial"/>
-            <w:b/>
-            <w:color w:val="auto"/>
-            <w:sz w:val="20"/>
-            <w:szCs w:val="20"/>
-            <w:u w:val="none"/>
-            <w:lang w:val="ro-RO"/>
-          </w:rPr>
-          <w:t>{{client.legalName}}</w:t>
-        </w:r>
-      </w:hyperlink>
+      <w:r>
+        <w:rPr>
+          <w:rFonts w:eastAsia="Arial" w:cs="Arial" w:ascii="Arial" w:hAnsi="Arial"/>
+          <w:b/>
+          <w:color w:val="auto"/>
+          <w:sz w:val="20"/>
+          <w:szCs w:val="20"/>
+          <w:lang w:val="ro-RO"/>
+        </w:rPr>
+        <w:t>{{client.legalName}}</w:t>
+      </w:r>
     </w:p>
     <w:p>
       <w:pPr>
@@ -527,20 +455,16 @@
           <w:szCs w:val="20"/>
         </w:rPr>
       </w:pPr>
-      <w:hyperlink r:id="rId13">
-        <w:r>
-          <w:rPr>
-            <w:rStyle w:val="Hyperlink"/>
-            <w:rFonts w:eastAsia="Arial" w:cs="Arial" w:ascii="Arial" w:hAnsi="Arial"/>
-            <w:color w:val="auto"/>
-            <w:sz w:val="20"/>
-            <w:szCs w:val="20"/>
-            <w:u w:val="none"/>
-            <w:lang w:val="ro-RO"/>
-          </w:rPr>
-          <w:t>{{client.representativeRole}}</w:t>
-        </w:r>
-      </w:hyperlink>
+      <w:r>
+        <w:rPr>
+          <w:rFonts w:eastAsia="Arial" w:cs="Arial" w:ascii="Arial" w:hAnsi="Arial"/>
+          <w:color w:val="auto"/>
+          <w:sz w:val="20"/>
+          <w:szCs w:val="20"/>
+          <w:lang w:val="ro-RO"/>
+        </w:rPr>
+        <w:t>{{client.representativeRole}}</w:t>
+      </w:r>
     </w:p>
     <w:p>
       <w:pPr>
@@ -557,21 +481,17 @@
           <w:szCs w:val="20"/>
         </w:rPr>
       </w:pPr>
-      <w:hyperlink r:id="rId14">
-        <w:r>
-          <w:rPr>
-            <w:rStyle w:val="Hyperlink"/>
-            <w:rFonts w:eastAsia="Arial" w:cs="Arial" w:ascii="Arial" w:hAnsi="Arial"/>
-            <w:b/>
-            <w:color w:val="auto"/>
-            <w:sz w:val="20"/>
-            <w:szCs w:val="20"/>
-            <w:u w:val="none"/>
-            <w:lang w:val="ro-RO"/>
-          </w:rPr>
-          <w:t>{{client.representativeName}}</w:t>
-        </w:r>
-      </w:hyperlink>
+      <w:r>
+        <w:rPr>
+          <w:rFonts w:eastAsia="Arial" w:cs="Arial" w:ascii="Arial" w:hAnsi="Arial"/>
+          <w:b/>
+          <w:color w:val="auto"/>
+          <w:sz w:val="20"/>
+          <w:szCs w:val="20"/>
+          <w:lang w:val="ro-RO"/>
+        </w:rPr>
+        <w:t>{{client.representativeName}}</w:t>
+      </w:r>
     </w:p>
     <w:p>
       <w:pPr>
@@ -589,21 +509,17 @@
           <w:lang w:val="fr-FR"/>
         </w:rPr>
       </w:pPr>
-      <w:hyperlink r:id="rId15">
-        <w:r>
-          <w:rPr>
-            <w:rStyle w:val="Hyperlink"/>
-            <w:rFonts w:eastAsia="Arial" w:cs="Arial" w:ascii="Arial" w:hAnsi="Arial"/>
-            <w:b/>
-            <w:color w:val="auto"/>
-            <w:sz w:val="20"/>
-            <w:szCs w:val="20"/>
-            <w:u w:val="none"/>
-            <w:lang w:val="ro-RO"/>
-          </w:rPr>
-          <w:t>PROCES VERBAL DE LUARE LA CUNOȘTINȚĂ</w:t>
-        </w:r>
-      </w:hyperlink>
+      <w:r>
+        <w:rPr>
+          <w:rFonts w:eastAsia="Arial" w:cs="Arial" w:ascii="Arial" w:hAnsi="Arial"/>
+          <w:b/>
+          <w:color w:val="auto"/>
+          <w:sz w:val="20"/>
+          <w:szCs w:val="20"/>
+          <w:lang w:val="ro-RO"/>
+        </w:rPr>
+        <w:t>PROCES VERBAL DE LUARE LA CUNOȘTINȚĂ</w:t>
+      </w:r>
     </w:p>
     <w:p>
       <w:pPr>
@@ -621,20 +537,48 @@
           <w:lang w:val="fr-FR"/>
         </w:rPr>
       </w:pPr>
-      <w:hyperlink r:id="rId16">
-        <w:r>
-          <w:rPr>
-            <w:rStyle w:val="Hyperlink"/>
-            <w:rFonts w:eastAsia="Arial" w:cs="Arial" w:ascii="Arial" w:hAnsi="Arial"/>
-            <w:color w:val="auto"/>
-            <w:sz w:val="20"/>
-            <w:szCs w:val="20"/>
-            <w:u w:val="none"/>
-            <w:lang w:val="ro-RO"/>
-          </w:rPr>
-          <w:t>Prin semnătura din tabelul nominal de mai jos, fiecare persoană desemnată confirmă că a luat cunoștință de prezenta decizie și se obligă să respecte întocmai obligațiile, atribuțiile și răspunderile ce reies din decizia Nr. {{decisionNumber}} SSM din {{issueDate}}.</w:t>
-        </w:r>
-      </w:hyperlink>
+      <w:r>
+        <w:rPr>
+          <w:rStyle w:val="tpa1"/>
+          <w:rFonts w:eastAsia="Arial" w:cs="Arial" w:ascii="Arial" w:hAnsi="Arial"/>
+          <w:color w:val="auto"/>
+          <w:sz w:val="20"/>
+          <w:szCs w:val="20"/>
+          <w:lang w:val="ro-RO"/>
+        </w:rPr>
+        <w:t>Prin semnătura din tabelul nominal de mai jos, fiecare persoană des</w:t>
+      </w:r>
+      <w:r>
+        <w:rPr>
+          <w:rFonts w:eastAsia="Arial" w:cs="Arial" w:ascii="Arial" w:hAnsi="Arial"/>
+          <w:color w:val="auto"/>
+          <w:sz w:val="20"/>
+          <w:szCs w:val="20"/>
+          <w:lang w:val="ro-RO"/>
+        </w:rPr>
+        <w:t>e</w:t>
+      </w:r>
+      <w:r>
+        <w:rPr>
+          <w:rStyle w:val="tpa1"/>
+          <w:rFonts w:eastAsia="Arial" w:cs="Arial" w:ascii="Arial" w:hAnsi="Arial"/>
+          <w:color w:val="auto"/>
+          <w:sz w:val="20"/>
+          <w:szCs w:val="20"/>
+          <w:lang w:val="ro-RO"/>
+        </w:rPr>
+        <w:t xml:space="preserve">mnată confirmă că a luat cunoștință de prezenta decizie și se obligă să respecte întocmai obligațiile, atribuțiile și răspunderile ce reies din decizia Nr. {{decisionNumber}} SSM din </w:t>
+      </w:r>
+      <w:r>
+        <w:rPr>
+          <w:rFonts w:eastAsia="Arial" w:cs="Arial" w:ascii="Arial" w:hAnsi="Arial"/>
+          <w:color w:val="auto"/>
+          <w:sz w:val="20"/>
+          <w:szCs w:val="20"/>
+          <w:lang w:val="ro-RO"/>
+        </w:rPr>
+        <w:t>{{issueDate}}.</w:t>
+      </w:r>
     </w:p>
     <w:tbl>
       <w:tblPr>
@@ -687,21 +631,17 @@
                 <w:szCs w:val="20"/>
               </w:rPr>
             </w:pPr>
-            <w:hyperlink r:id="rId17">
-              <w:r>
-                <w:rPr>
-                  <w:rStyle w:val="Hyperlink"/>
-                  <w:rFonts w:eastAsia="Arial" w:cs="Arial" w:ascii="Arial" w:hAnsi="Arial"/>
-                  <w:b/>
-                  <w:color w:val="auto"/>
-                  <w:sz w:val="20"/>
-                  <w:szCs w:val="20"/>
-                  <w:u w:val="none"/>
-                  <w:lang w:val="ro-RO"/>
-                </w:rPr>
-                <w:t>Nr. crt.</w:t>
-              </w:r>
-            </w:hyperlink>
+            <w:r>
+              <w:rPr>
+                <w:rFonts w:eastAsia="Arial" w:cs="Arial" w:ascii="Arial" w:hAnsi="Arial"/>
+                <w:b/>
+                <w:color w:val="auto"/>
+                <w:sz w:val="20"/>
+                <w:szCs w:val="20"/>
+                <w:lang w:val="ro-RO"/>
+              </w:rPr>
+              <w:t>Nr. crt.</w:t>
+            </w:r>
           </w:p>
         </w:tc>
         <w:tc>
@@ -729,21 +669,17 @@
                 <w:szCs w:val="20"/>
               </w:rPr>
             </w:pPr>
-            <w:hyperlink r:id="rId18">
-              <w:r>
-                <w:rPr>
-                  <w:rStyle w:val="Hyperlink"/>
-                  <w:rFonts w:eastAsia="Arial" w:cs="Arial" w:ascii="Arial" w:hAnsi="Arial"/>
-                  <w:b/>
-                  <w:color w:val="auto"/>
-                  <w:sz w:val="20"/>
-                  <w:szCs w:val="20"/>
-                  <w:u w:val="none"/>
-                  <w:lang w:val="ro-RO"/>
-                </w:rPr>
-                <w:t>Numele și prenumele</w:t>
-              </w:r>
-            </w:hyperlink>
+            <w:r>
+              <w:rPr>
+                <w:rFonts w:eastAsia="Arial" w:cs="Arial" w:ascii="Arial" w:hAnsi="Arial"/>
+                <w:b/>
+                <w:color w:val="auto"/>
+                <w:sz w:val="20"/>
+                <w:szCs w:val="20"/>
+                <w:lang w:val="ro-RO"/>
+              </w:rPr>
+              <w:t>Numele și prenumele</w:t>
+            </w:r>
           </w:p>
         </w:tc>
         <w:tc>
@@ -771,21 +707,17 @@
                 <w:szCs w:val="20"/>
               </w:rPr>
             </w:pPr>
-            <w:hyperlink r:id="rId19">
-              <w:r>
-                <w:rPr>
-                  <w:rStyle w:val="Hyperlink"/>
-                  <w:rFonts w:eastAsia="Arial" w:cs="Arial" w:ascii="Arial" w:hAnsi="Arial"/>
-                  <w:b/>
-                  <w:color w:val="auto"/>
-                  <w:sz w:val="20"/>
-                  <w:szCs w:val="20"/>
-                  <w:u w:val="none"/>
-                  <w:lang w:val="ro-RO"/>
-                </w:rPr>
-                <w:t>Funcția</w:t>
-              </w:r>
-            </w:hyperlink>
+            <w:r>
+              <w:rPr>
+                <w:rFonts w:eastAsia="Arial" w:cs="Arial" w:ascii="Arial" w:hAnsi="Arial"/>
+                <w:b/>
+                <w:color w:val="auto"/>
+                <w:sz w:val="20"/>
+                <w:szCs w:val="20"/>
+                <w:lang w:val="ro-RO"/>
+              </w:rPr>
+              <w:t>Funcția</w:t>
+            </w:r>
           </w:p>
         </w:tc>
         <w:tc>
@@ -813,21 +745,17 @@
                 <w:szCs w:val="20"/>
               </w:rPr>
             </w:pPr>
-            <w:hyperlink r:id="rId20">
-              <w:r>
-                <w:rPr>
-                  <w:rStyle w:val="Hyperlink"/>
-                  <w:rFonts w:eastAsia="Arial" w:cs="Arial" w:ascii="Arial" w:hAnsi="Arial"/>
-                  <w:b/>
-                  <w:color w:val="auto"/>
-                  <w:sz w:val="20"/>
-                  <w:szCs w:val="20"/>
-                  <w:u w:val="none"/>
-                  <w:lang w:val="ro-RO"/>
-                </w:rPr>
-                <w:t>Data primirii</w:t>
-              </w:r>
-            </w:hyperlink>
+            <w:r>
+              <w:rPr>
+                <w:rFonts w:eastAsia="Arial" w:cs="Arial" w:ascii="Arial" w:hAnsi="Arial"/>
+                <w:b/>
+                <w:color w:val="auto"/>
+                <w:sz w:val="20"/>
+                <w:szCs w:val="20"/>
+                <w:lang w:val="ro-RO"/>
+              </w:rPr>
+              <w:t>Data primirii</w:t>
+            </w:r>
           </w:p>
         </w:tc>
         <w:tc>
@@ -855,21 +783,17 @@
                 <w:szCs w:val="20"/>
               </w:rPr>
             </w:pPr>
-            <w:hyperlink r:id="rId21">
-              <w:r>
-                <w:rPr>
-                  <w:rStyle w:val="Hyperlink"/>
-                  <w:rFonts w:eastAsia="Arial" w:cs="Arial" w:ascii="Arial" w:hAnsi="Arial"/>
-                  <w:b/>
-                  <w:color w:val="auto"/>
-                  <w:sz w:val="20"/>
-                  <w:szCs w:val="20"/>
-                  <w:u w:val="none"/>
-                  <w:lang w:val="ro-RO"/>
-                </w:rPr>
-                <w:t>Semnătura de primire</w:t>
-              </w:r>
-            </w:hyperlink>
+            <w:r>
+              <w:rPr>
+                <w:rFonts w:eastAsia="Arial" w:cs="Arial" w:ascii="Arial" w:hAnsi="Arial"/>
+                <w:b/>
+                <w:color w:val="auto"/>
+                <w:sz w:val="20"/>
+                <w:szCs w:val="20"/>
+                <w:lang w:val="ro-RO"/>
+              </w:rPr>
+              <w:t>Semnătura de primire</w:t>
+            </w:r>
           </w:p>
         </w:tc>
       </w:tr>
@@ -904,24 +828,20 @@
               <w:rPr>
                 <w:rFonts w:ascii="Arial" w:hAnsi="Arial" w:cs="Arial"/>
                 <w:b/>
+                <w:sz w:val="20"/>
+                <w:szCs w:val="20"/>
+              </w:rPr>
+            </w:pPr>
+            <w:r>
+              <w:rPr>
+                <w:rFonts w:eastAsia="Arial" w:cs="Arial" w:ascii="Arial" w:hAnsi="Arial"/>
+                <w:b/>
                 <w:color w:val="auto"/>
                 <w:sz w:val="20"/>
                 <w:szCs w:val="20"/>
                 <w:lang w:val="ro-RO"/>
               </w:rPr>
-            </w:pPr>
-            <w:hyperlink r:id="rId22">
-              <w:r>
-                <w:rPr>
-                  <w:rFonts w:eastAsia="Arial" w:cs="Arial" w:ascii="Arial" w:hAnsi="Arial"/>
-                  <w:b/>
-                  <w:color w:val="auto"/>
-                  <w:sz w:val="20"/>
-                  <w:szCs w:val="20"/>
-                  <w:lang w:val="ro-RO"/>
-                </w:rPr>
-              </w:r>
-            </w:hyperlink>
+            </w:r>
           </w:p>
         </w:tc>
         <w:tc>
@@ -946,20 +866,16 @@
                 <w:szCs w:val="20"/>
               </w:rPr>
             </w:pPr>
-            <w:hyperlink r:id="rId23">
-              <w:r>
-                <w:rPr>
-                  <w:rStyle w:val="Hyperlink"/>
-                  <w:rFonts w:eastAsia="Arial" w:cs="Arial" w:ascii="Arial" w:hAnsi="Arial"/>
-                  <w:color w:val="auto"/>
-                  <w:sz w:val="20"/>
-                  <w:szCs w:val="20"/>
-                  <w:u w:val="none"/>
-                  <w:lang w:val="ro-RO"/>
-                </w:rPr>
-                <w:t>{{#evaluationTeam}}{{name}}</w:t>
-              </w:r>
-            </w:hyperlink>
+            <w:r>
+              <w:rPr>
+                <w:rFonts w:eastAsia="Arial" w:cs="Arial" w:ascii="Arial" w:hAnsi="Arial"/>
+                <w:color w:val="auto"/>
+                <w:sz w:val="20"/>
+                <w:szCs w:val="20"/>
+                <w:lang w:val="ro-RO"/>
+              </w:rPr>
+              <w:t>{{#evaluationTeam}}{{name}}</w:t>
+            </w:r>
           </w:p>
         </w:tc>
         <w:tc>
@@ -985,20 +901,16 @@
                 <w:szCs w:val="20"/>
               </w:rPr>
             </w:pPr>
-            <w:hyperlink r:id="rId24">
-              <w:r>
-                <w:rPr>
-                  <w:rStyle w:val="Hyperlink"/>
-                  <w:rFonts w:eastAsia="Arial" w:cs="Arial" w:ascii="Arial" w:hAnsi="Arial"/>
-                  <w:color w:val="auto"/>
-                  <w:sz w:val="20"/>
-                  <w:szCs w:val="20"/>
-                  <w:u w:val="none"/>
-                  <w:lang w:val="ro-RO"/>
-                </w:rPr>
-                <w:t>{{jobTitle}}</w:t>
-              </w:r>
-            </w:hyperlink>
+            <w:r>
+              <w:rPr>
+                <w:rFonts w:eastAsia="Arial" w:cs="Arial" w:ascii="Arial" w:hAnsi="Arial"/>
+                <w:color w:val="auto"/>
+                <w:sz w:val="20"/>
+                <w:szCs w:val="20"/>
+                <w:lang w:val="ro-RO"/>
+              </w:rPr>
+              <w:t>{{jobTitle}}</w:t>
+            </w:r>
           </w:p>
         </w:tc>
         <w:tc>
@@ -1024,20 +936,16 @@
                 <w:szCs w:val="20"/>
               </w:rPr>
             </w:pPr>
-            <w:hyperlink r:id="rId25">
-              <w:r>
-                <w:rPr>
-                  <w:rStyle w:val="Hyperlink"/>
-                  <w:rFonts w:eastAsia="Arial" w:cs="Arial" w:ascii="Arial" w:hAnsi="Arial"/>
-                  <w:color w:val="auto"/>
-                  <w:sz w:val="20"/>
-                  <w:szCs w:val="20"/>
-                  <w:u w:val="none"/>
-                  <w:lang w:val="ro-RO"/>
-                </w:rPr>
-                <w:t>{{issueDate}}{{/evaluationTeam}}</w:t>
-              </w:r>
-            </w:hyperlink>
+            <w:r>
+              <w:rPr>
+                <w:rFonts w:eastAsia="Arial" w:cs="Arial" w:ascii="Arial" w:hAnsi="Arial"/>
+                <w:color w:val="auto"/>
+                <w:sz w:val="20"/>
+                <w:szCs w:val="20"/>
+                <w:lang w:val="ro-RO"/>
+              </w:rPr>
+              <w:t>{{issueDate}}{{/evaluationTeam}}</w:t>
+            </w:r>
           </w:p>
         </w:tc>
         <w:tc>
@@ -1058,23 +966,19 @@
               <w:spacing w:before="0" w:after="0"/>
               <w:rPr>
                 <w:rFonts w:ascii="Arial" w:hAnsi="Arial" w:cs="Arial"/>
+                <w:sz w:val="20"/>
+                <w:szCs w:val="20"/>
+              </w:rPr>
+            </w:pPr>
+            <w:r>
+              <w:rPr>
+                <w:rFonts w:eastAsia="Arial" w:cs="Arial" w:ascii="Arial" w:hAnsi="Arial"/>
                 <w:color w:val="auto"/>
                 <w:sz w:val="20"/>
                 <w:szCs w:val="20"/>
                 <w:lang w:val="ro-RO"/>
               </w:rPr>
-            </w:pPr>
-            <w:hyperlink r:id="rId26">
-              <w:r>
-                <w:rPr>
-                  <w:rFonts w:eastAsia="Arial" w:cs="Arial" w:ascii="Arial" w:hAnsi="Arial"/>
-                  <w:color w:val="auto"/>
-                  <w:sz w:val="20"/>
-                  <w:szCs w:val="20"/>
-                  <w:lang w:val="ro-RO"/>
-                </w:rPr>
-              </w:r>
-            </w:hyperlink>
+            </w:r>
           </w:p>
         </w:tc>
       </w:tr>
@@ -1108,24 +1012,20 @@
               <w:rPr>
                 <w:rFonts w:ascii="Arial" w:hAnsi="Arial" w:cs="Arial"/>
                 <w:b/>
+                <w:sz w:val="20"/>
+                <w:szCs w:val="20"/>
+              </w:rPr>
+            </w:pPr>
+            <w:r>
+              <w:rPr>
+                <w:rFonts w:eastAsia="Arial" w:cs="Arial" w:ascii="Arial" w:hAnsi="Arial"/>
+                <w:b/>
                 <w:color w:val="auto"/>
                 <w:sz w:val="20"/>
                 <w:szCs w:val="20"/>
                 <w:lang w:val="ro-RO"/>
               </w:rPr>
-            </w:pPr>
-            <w:hyperlink r:id="rId27">
-              <w:r>
-                <w:rPr>
-                  <w:rFonts w:eastAsia="Arial" w:cs="Arial" w:ascii="Arial" w:hAnsi="Arial"/>
-                  <w:b/>
-                  <w:color w:val="auto"/>
-                  <w:sz w:val="20"/>
-                  <w:szCs w:val="20"/>
-                  <w:lang w:val="ro-RO"/>
-                </w:rPr>
-              </w:r>
-            </w:hyperlink>
+            </w:r>
           </w:p>
         </w:tc>
         <w:tc>
@@ -1147,23 +1047,19 @@
               <w:spacing w:before="0" w:after="0"/>
               <w:rPr>
                 <w:rFonts w:ascii="Arial" w:hAnsi="Arial" w:cs="Arial"/>
+                <w:sz w:val="20"/>
+                <w:szCs w:val="20"/>
+              </w:rPr>
+            </w:pPr>
+            <w:r>
+              <w:rPr>
+                <w:rFonts w:eastAsia="Arial" w:cs="Arial" w:ascii="Arial" w:hAnsi="Arial"/>
                 <w:color w:val="auto"/>
                 <w:sz w:val="20"/>
                 <w:szCs w:val="20"/>
                 <w:lang w:val="ro-RO"/>
               </w:rPr>
-            </w:pPr>
-            <w:hyperlink r:id="rId28">
-              <w:r>
-                <w:rPr>
-                  <w:rFonts w:eastAsia="Arial" w:cs="Arial" w:ascii="Arial" w:hAnsi="Arial"/>
-                  <w:color w:val="auto"/>
-                  <w:sz w:val="20"/>
-                  <w:szCs w:val="20"/>
-                  <w:lang w:val="ro-RO"/>
-                </w:rPr>
-              </w:r>
-            </w:hyperlink>
+            </w:r>
           </w:p>
         </w:tc>
         <w:tc>
@@ -1186,23 +1082,19 @@
               <w:jc w:val="center"/>
               <w:rPr>
                 <w:rFonts w:ascii="Arial" w:hAnsi="Arial" w:cs="Arial"/>
+                <w:sz w:val="20"/>
+                <w:szCs w:val="20"/>
+              </w:rPr>
+            </w:pPr>
+            <w:r>
+              <w:rPr>
+                <w:rFonts w:eastAsia="Arial" w:cs="Arial" w:ascii="Arial" w:hAnsi="Arial"/>
                 <w:color w:val="auto"/>
                 <w:sz w:val="20"/>
                 <w:szCs w:val="20"/>
                 <w:lang w:val="ro-RO"/>
               </w:rPr>
-            </w:pPr>
-            <w:hyperlink r:id="rId29">
-              <w:r>
-                <w:rPr>
-                  <w:rFonts w:eastAsia="Arial" w:cs="Arial" w:ascii="Arial" w:hAnsi="Arial"/>
-                  <w:color w:val="auto"/>
-                  <w:sz w:val="20"/>
-                  <w:szCs w:val="20"/>
-                  <w:lang w:val="ro-RO"/>
-                </w:rPr>
-              </w:r>
-            </w:hyperlink>
+            </w:r>
           </w:p>
         </w:tc>
         <w:tc>
@@ -1225,23 +1117,19 @@
               <w:jc w:val="center"/>
               <w:rPr>
                 <w:rFonts w:ascii="Arial" w:hAnsi="Arial" w:cs="Arial"/>
+                <w:sz w:val="20"/>
+                <w:szCs w:val="20"/>
+              </w:rPr>
+            </w:pPr>
+            <w:r>
+              <w:rPr>
+                <w:rFonts w:eastAsia="Arial" w:cs="Arial" w:ascii="Arial" w:hAnsi="Arial"/>
                 <w:color w:val="auto"/>
                 <w:sz w:val="20"/>
                 <w:szCs w:val="20"/>
                 <w:lang w:val="ro-RO"/>
               </w:rPr>
-            </w:pPr>
-            <w:hyperlink r:id="rId30">
-              <w:r>
-                <w:rPr>
-                  <w:rFonts w:eastAsia="Arial" w:cs="Arial" w:ascii="Arial" w:hAnsi="Arial"/>
-                  <w:color w:val="auto"/>
-                  <w:sz w:val="20"/>
-                  <w:szCs w:val="20"/>
-                  <w:lang w:val="ro-RO"/>
-                </w:rPr>
-              </w:r>
-            </w:hyperlink>
+            </w:r>
           </w:p>
         </w:tc>
         <w:tc>
@@ -1262,23 +1150,20 @@
               <w:spacing w:before="0" w:after="0"/>
               <w:rPr>
                 <w:rFonts w:ascii="Arial" w:hAnsi="Arial" w:cs="Arial"/>
+                <w:sz w:val="20"/>
+                <w:szCs w:val="20"/>
+              </w:rPr>
+            </w:pPr>
+            <w:r>
+              <w:rPr>
+                <w:rFonts w:eastAsia="Arial" w:cs="Arial" w:ascii="Arial" w:hAnsi="Arial"/>
                 <w:color w:val="auto"/>
                 <w:sz w:val="20"/>
                 <w:szCs w:val="20"/>
+                <w:u w:val="none"/>
                 <w:lang w:val="ro-RO"/>
               </w:rPr>
-            </w:pPr>
-            <w:hyperlink r:id="rId31">
-              <w:r>
-                <w:rPr>
-                  <w:rFonts w:eastAsia="Arial" w:cs="Arial" w:ascii="Arial" w:hAnsi="Arial"/>
-                  <w:color w:val="auto"/>
-                  <w:sz w:val="20"/>
-                  <w:szCs w:val="20"/>
-                  <w:lang w:val="ro-RO"/>
-                </w:rPr>
-              </w:r>
-            </w:hyperlink>
+            </w:r>
           </w:p>
         </w:tc>
       </w:tr>
@@ -1289,28 +1174,26 @@
         <w:widowControl/>
         <w:spacing w:before="0" w:after="0"/>
         <w:ind w:hanging="0"/>
+        <w:jc w:val="both"/>
         <w:rPr>
           <w:rFonts w:ascii="Arial" w:hAnsi="Arial" w:cs="Arial"/>
-          <w:color w:val="auto"/>
           <w:sz w:val="2"/>
           <w:szCs w:val="20"/>
-          <w:lang w:val="ro-RO"/>
-        </w:rPr>
-      </w:pPr>
-      <w:hyperlink r:id="rId32">
-        <w:r>
-          <w:rPr>
-            <w:rFonts w:eastAsia="Arial" w:cs="Arial" w:ascii="Arial" w:hAnsi="Arial"/>
-            <w:color w:val="auto"/>
-            <w:sz w:val="20"/>
-            <w:szCs w:val="20"/>
-            <w:lang w:val="ro-RO"/>
-          </w:rPr>
-        </w:r>
-      </w:hyperlink>
+          <w:lang w:val="it-CH"/>
+        </w:rPr>
+      </w:pPr>
+      <w:r>
+        <w:rPr>
+          <w:rFonts w:eastAsia="Arial" w:cs="Arial" w:ascii="Arial" w:hAnsi="Arial"/>
+          <w:color w:val="auto"/>
+          <w:sz w:val="2"/>
+          <w:szCs w:val="20"/>
+          <w:lang w:val="ro-RO"/>
+        </w:rPr>
+      </w:r>
     </w:p>
     <w:sectPr>
-      <w:footerReference w:type="even" r:id="rId33"/>
+      <w:footerReference w:type="even" r:id="rId2"/>
       <w:type w:val="nextPage"/>
       <w:pgSz w:w="11906" w:h="16838"/>
       <w:pgMar w:left="1417" w:right="1134" w:gutter="0" w:header="0" w:top="1134" w:footer="0" w:bottom="1134"/>
@@ -2058,13 +1941,6 @@
     <w:name w:val="tpa1"/>
     <w:basedOn w:val="DefaultParagraphFont"/>
     <w:rPr/>
-  </w:style>
-  <w:style w:type="character" w:styleId="Hyperlink">
-    <w:name w:val="Hyperlink"/>
-    <w:rPr>
-      <w:color w:val="000080"/>
-      <w:u w:val="single"/>
-    </w:rPr>
   </w:style>
   <w:style w:type="paragraph" w:styleId="Heading">
     <w:name w:val="Heading"/>

--- a/packages/document-engine/templates/1.2_decision_risk_evaluation_team.docx
+++ b/packages/document-engine/templates/1.2_decision_risk_evaluation_team.docx
@@ -67,7 +67,7 @@
         <w:widowControl/>
         <w:spacing w:before="0" w:after="120"/>
         <w:ind w:hanging="0"/>
-        <w:jc w:val="both"/>
+        <w:jc w:val="left"/>
         <w:rPr>
           <w:rFonts w:ascii="Arial" w:hAnsi="Arial" w:cs="Arial"/>
           <w:sz w:val="20"/>
@@ -191,7 +191,7 @@
         <w:widowControl/>
         <w:spacing w:before="0" w:after="120"/>
         <w:ind w:hanging="0"/>
-        <w:jc w:val="both"/>
+        <w:jc w:val="left"/>
         <w:rPr>
           <w:rFonts w:ascii="Arial" w:hAnsi="Arial" w:cs="Arial"/>
           <w:sz w:val="20"/>
@@ -260,7 +260,7 @@
           <w:numId w:val="3"/>
         </w:numPr>
         <w:spacing w:before="0" w:after="40"/>
-        <w:jc w:val="both"/>
+        <w:jc w:val="left"/>
         <w:rPr>
           <w:rFonts w:ascii="Arial" w:hAnsi="Arial" w:cs="Arial"/>
           <w:sz w:val="20"/>
@@ -287,7 +287,7 @@
           <w:numId w:val="3"/>
         </w:numPr>
         <w:spacing w:before="0" w:after="40"/>
-        <w:jc w:val="both"/>
+        <w:jc w:val="left"/>
         <w:rPr>
           <w:rFonts w:ascii="Arial" w:hAnsi="Arial" w:cs="Arial"/>
           <w:sz w:val="20"/>
@@ -324,7 +324,7 @@
           <w:numId w:val="3"/>
         </w:numPr>
         <w:spacing w:before="0" w:after="40"/>
-        <w:jc w:val="both"/>
+        <w:jc w:val="left"/>
         <w:rPr>
           <w:rFonts w:ascii="Arial" w:hAnsi="Arial" w:cs="Arial"/>
           <w:sz w:val="20"/>
@@ -351,7 +351,7 @@
           <w:numId w:val="3"/>
         </w:numPr>
         <w:spacing w:before="0" w:after="40"/>
-        <w:jc w:val="both"/>
+        <w:jc w:val="left"/>
         <w:rPr>
           <w:rFonts w:ascii="Arial" w:hAnsi="Arial" w:cs="Arial"/>
           <w:sz w:val="20"/>
@@ -375,7 +375,7 @@
         <w:widowControl/>
         <w:spacing w:before="0" w:after="120"/>
         <w:ind w:hanging="0"/>
-        <w:jc w:val="both"/>
+        <w:jc w:val="left"/>
         <w:rPr>
           <w:rFonts w:ascii="Arial" w:hAnsi="Arial" w:cs="Arial"/>
           <w:sz w:val="20"/>
@@ -528,7 +528,7 @@
         <w:widowControl/>
         <w:spacing w:before="0" w:after="120"/>
         <w:ind w:hanging="0" w:right="0"/>
-        <w:jc w:val="both"/>
+        <w:jc w:val="left"/>
         <w:rPr>
           <w:rStyle w:val="tpa1"/>
           <w:rFonts w:ascii="Arial" w:hAnsi="Arial" w:cs="Arial"/>
@@ -1174,7 +1174,7 @@
         <w:widowControl/>
         <w:spacing w:before="0" w:after="0"/>
         <w:ind w:hanging="0"/>
-        <w:jc w:val="both"/>
+        <w:jc w:val="left"/>
         <w:rPr>
           <w:rFonts w:ascii="Arial" w:hAnsi="Arial" w:cs="Arial"/>
           <w:sz w:val="2"/>

--- a/packages/document-engine/templates/1.2_decision_risk_evaluation_team.docx
+++ b/packages/document-engine/templates/1.2_decision_risk_evaluation_team.docx
@@ -1194,9 +1194,11 @@
     </w:p>
     <w:sectPr>
       <w:footerReference w:type="even" r:id="rId2"/>
+      <w:footerReference w:type="default" r:id="rId3"/>
+      <w:footerReference w:type="first" r:id="rId4"/>
       <w:type w:val="nextPage"/>
       <w:pgSz w:w="11906" w:h="16838"/>
-      <w:pgMar w:left="1417" w:right="1134" w:gutter="0" w:header="0" w:top="1134" w:footer="0" w:bottom="1134"/>
+      <w:pgMar w:left="1417" w:right="1134" w:gutter="0" w:header="0" w:top="1134" w:footer="680" w:bottom="1324"/>
       <w:pgNumType w:fmt="decimal"/>
       <w:formProt w:val="false"/>
       <w:textDirection w:val="lrTb"/>
@@ -1211,7 +1213,9 @@
   <w:p>
     <w:pPr>
       <w:pStyle w:val="Footer"/>
-      <w:ind w:right="360"/>
+      <w:spacing w:before="60" w:after="0"/>
+      <w:ind w:hanging="0" w:left="0" w:right="360"/>
+      <w:jc w:val="center"/>
       <w:rPr>
         <w:b/>
         <w:sz w:val="16"/>
@@ -1219,31 +1223,70 @@
     </w:pPr>
     <w:r>
       <w:rPr>
+        <w:rStyle w:val="PageNumber"/>
+        <w:rFonts w:ascii="Arial" w:hAnsi="Arial"/>
+        <w:b w:val="false"/>
+        <w:color w:val="7A7A7A"/>
+        <w:sz w:val="15"/>
+        <w:lang w:val="ro-RO"/>
+      </w:rPr>
+      <w:t>{{#branding}}Document generat cu SSM Ușor · ssmusor.ro{{/branding}}</w:t>
+    </w:r>
+  </w:p>
+</w:ftr>
+</file>
+
+<file path=word/footer2.xml><?xml version="1.0" encoding="utf-8"?>
+<w:ftr xmlns:o="urn:schemas-microsoft-com:office:office" xmlns:r="http://schemas.openxmlformats.org/officeDocument/2006/relationships" xmlns:v="urn:schemas-microsoft-com:vml" xmlns:w="http://schemas.openxmlformats.org/wordprocessingml/2006/main" xmlns:w10="urn:schemas-microsoft-com:office:word" xmlns:wp="http://schemas.openxmlformats.org/drawingml/2006/wordprocessingDrawing" xmlns:pic="http://schemas.openxmlformats.org/drawingml/2006/picture" xmlns:wps="http://schemas.microsoft.com/office/word/2010/wordprocessingShape" xmlns:wpg="http://schemas.microsoft.com/office/word/2010/wordprocessingGroup" xmlns:mc="http://schemas.openxmlformats.org/markup-compatibility/2006" xmlns:wp14="http://schemas.microsoft.com/office/word/2010/wordprocessingDrawing" xmlns:w14="http://schemas.microsoft.com/office/word/2010/wordml" xmlns:w15="http://schemas.microsoft.com/office/word/2012/wordml" mc:Ignorable="w14 wp14 w15">
+  <w:p>
+    <w:pPr>
+      <w:pStyle w:val="Footer"/>
+      <w:spacing w:before="60" w:after="0"/>
+      <w:ind w:hanging="0" w:left="0" w:right="360"/>
+      <w:jc w:val="center"/>
+      <w:rPr>
         <w:b/>
         <w:sz w:val="16"/>
       </w:rPr>
+    </w:pPr>
+    <w:r>
+      <w:rPr>
+        <w:rStyle w:val="PageNumber"/>
+        <w:rFonts w:ascii="Arial" w:hAnsi="Arial"/>
+        <w:b w:val="false"/>
+        <w:color w:val="7A7A7A"/>
+        <w:sz w:val="15"/>
+        <w:lang w:val="ro-RO"/>
+      </w:rPr>
+      <w:t>{{#branding}}Document generat cu SSM Ușor · ssmusor.ro{{/branding}}</w:t>
     </w:r>
   </w:p>
+</w:ftr>
+</file>
+
+<file path=word/footer3.xml><?xml version="1.0" encoding="utf-8"?>
+<w:ftr xmlns:o="urn:schemas-microsoft-com:office:office" xmlns:r="http://schemas.openxmlformats.org/officeDocument/2006/relationships" xmlns:v="urn:schemas-microsoft-com:vml" xmlns:w="http://schemas.openxmlformats.org/wordprocessingml/2006/main" xmlns:w10="urn:schemas-microsoft-com:office:word" xmlns:wp="http://schemas.openxmlformats.org/drawingml/2006/wordprocessingDrawing" xmlns:pic="http://schemas.openxmlformats.org/drawingml/2006/picture" xmlns:wps="http://schemas.microsoft.com/office/word/2010/wordprocessingShape" xmlns:wpg="http://schemas.microsoft.com/office/word/2010/wordprocessingGroup" xmlns:mc="http://schemas.openxmlformats.org/markup-compatibility/2006" xmlns:wp14="http://schemas.microsoft.com/office/word/2010/wordprocessingDrawing" xmlns:w14="http://schemas.microsoft.com/office/word/2010/wordml" xmlns:w15="http://schemas.microsoft.com/office/word/2012/wordml" mc:Ignorable="w14 wp14 w15">
   <w:p>
     <w:pPr>
       <w:pStyle w:val="Footer"/>
-      <w:rPr/>
-    </w:pPr>
-    <w:r>
-      <w:rPr/>
-    </w:r>
-  </w:p>
-  <w:p>
-    <w:pPr>
-      <w:pStyle w:val="Footer"/>
+      <w:spacing w:before="60" w:after="0"/>
+      <w:ind w:hanging="0" w:left="0" w:right="360"/>
+      <w:jc w:val="center"/>
       <w:rPr>
-        <w:rStyle w:val="PageNumber"/>
+        <w:b/>
         <w:sz w:val="16"/>
-        <w:lang w:val="de-DE"/>
       </w:rPr>
     </w:pPr>
     <w:r>
-      <w:rPr/>
+      <w:rPr>
+        <w:rStyle w:val="PageNumber"/>
+        <w:rFonts w:ascii="Arial" w:hAnsi="Arial"/>
+        <w:b w:val="false"/>
+        <w:color w:val="7A7A7A"/>
+        <w:sz w:val="15"/>
+        <w:lang w:val="ro-RO"/>
+      </w:rPr>
+      <w:t>{{#branding}}Document generat cu SSM Ușor · ssmusor.ro{{/branding}}</w:t>
     </w:r>
   </w:p>
 </w:ftr>

--- a/packages/document-engine/templates/1.2_decision_risk_evaluation_team.docx
+++ b/packages/document-engine/templates/1.2_decision_risk_evaluation_team.docx
@@ -1160,7 +1160,6 @@
                 <w:color w:val="auto"/>
                 <w:sz w:val="20"/>
                 <w:szCs w:val="20"/>
-                <w:u w:val="none"/>
                 <w:lang w:val="ro-RO"/>
               </w:rPr>
             </w:r>
@@ -1224,10 +1223,11 @@
     <w:r>
       <w:rPr>
         <w:rStyle w:val="PageNumber"/>
-        <w:rFonts w:ascii="Arial" w:hAnsi="Arial"/>
+        <w:rFonts w:eastAsia="Arial" w:cs="Arial" w:ascii="Arial" w:hAnsi="Arial"/>
         <w:b w:val="false"/>
-        <w:color w:val="7A7A7A"/>
-        <w:sz w:val="15"/>
+        <w:color w:val="auto"/>
+        <w:sz w:val="16"/>
+        <w:szCs w:val="16"/>
         <w:lang w:val="ro-RO"/>
       </w:rPr>
       <w:t>{{#branding}}Document generat cu SSM Ușor · ssmusor.ro{{/branding}}</w:t>
@@ -1252,10 +1252,11 @@
     <w:r>
       <w:rPr>
         <w:rStyle w:val="PageNumber"/>
-        <w:rFonts w:ascii="Arial" w:hAnsi="Arial"/>
+        <w:rFonts w:eastAsia="Arial" w:cs="Arial" w:ascii="Arial" w:hAnsi="Arial"/>
         <w:b w:val="false"/>
-        <w:color w:val="7A7A7A"/>
-        <w:sz w:val="15"/>
+        <w:color w:val="auto"/>
+        <w:sz w:val="16"/>
+        <w:szCs w:val="16"/>
         <w:lang w:val="ro-RO"/>
       </w:rPr>
       <w:t>{{#branding}}Document generat cu SSM Ușor · ssmusor.ro{{/branding}}</w:t>
@@ -1280,10 +1281,11 @@
     <w:r>
       <w:rPr>
         <w:rStyle w:val="PageNumber"/>
-        <w:rFonts w:ascii="Arial" w:hAnsi="Arial"/>
+        <w:rFonts w:eastAsia="Arial" w:cs="Arial" w:ascii="Arial" w:hAnsi="Arial"/>
         <w:b w:val="false"/>
-        <w:color w:val="7A7A7A"/>
-        <w:sz w:val="15"/>
+        <w:color w:val="auto"/>
+        <w:sz w:val="16"/>
+        <w:szCs w:val="16"/>
         <w:lang w:val="ro-RO"/>
       </w:rPr>
       <w:t>{{#branding}}Document generat cu SSM Ușor · ssmusor.ro{{/branding}}</w:t>
@@ -1984,6 +1986,149 @@
     <w:name w:val="tpa1"/>
     <w:basedOn w:val="DefaultParagraphFont"/>
     <w:rPr/>
+  </w:style>
+  <w:style w:type="character" w:styleId="FootnoteCharacters">
+    <w:name w:val="Footnote Characters"/>
+    <w:rPr/>
+  </w:style>
+  <w:style w:type="character" w:styleId="CaptionCharacters">
+    <w:name w:val="Caption Characters"/>
+    <w:rPr/>
+  </w:style>
+  <w:style w:type="character" w:styleId="DropCaps">
+    <w:name w:val="Drop Caps"/>
+    <w:rPr/>
+  </w:style>
+  <w:style w:type="character" w:styleId="NumberingSymbols">
+    <w:name w:val="Numbering Symbols"/>
+    <w:rPr/>
+  </w:style>
+  <w:style w:type="character" w:styleId="Bullets">
+    <w:name w:val="Bullets"/>
+    <w:rPr>
+      <w:rFonts w:ascii="OpenSymbol" w:hAnsi="OpenSymbol" w:eastAsia="OpenSymbol" w:cs="OpenSymbol"/>
+    </w:rPr>
+  </w:style>
+  <w:style w:type="character" w:styleId="Hyperlink">
+    <w:name w:val="Hyperlink"/>
+    <w:rPr>
+      <w:u w:val="single"/>
+    </w:rPr>
+  </w:style>
+  <w:style w:type="character" w:styleId="FollowedHyperlink">
+    <w:name w:val="FollowedHyperlink"/>
+    <w:rPr>
+      <w:u w:val="single"/>
+    </w:rPr>
+  </w:style>
+  <w:style w:type="character" w:styleId="Placeholder">
+    <w:name w:val="Placeholder"/>
+    <w:rPr>
+      <w:smallCaps/>
+      <w:u w:val="dotted"/>
+    </w:rPr>
+  </w:style>
+  <w:style w:type="character" w:styleId="IndexLink">
+    <w:name w:val="Index Link"/>
+    <w:rPr/>
+  </w:style>
+  <w:style w:type="character" w:styleId="EndnoteCharacters">
+    <w:name w:val="Endnote Characters"/>
+    <w:rPr/>
+  </w:style>
+  <w:style w:type="character" w:styleId="LineNumber">
+    <w:name w:val="line number"/>
+    <w:rPr/>
+  </w:style>
+  <w:style w:type="character" w:styleId="MainIndexEntry">
+    <w:name w:val="Main Index Entry"/>
+    <w:rPr>
+      <w:b/>
+      <w:bCs/>
+    </w:rPr>
+  </w:style>
+  <w:style w:type="character" w:styleId="FootnoteReference">
+    <w:name w:val="footnote reference"/>
+    <w:rPr>
+      <w:vertAlign w:val="superscript"/>
+    </w:rPr>
+  </w:style>
+  <w:style w:type="character" w:styleId="EndnoteReference">
+    <w:name w:val="endnote reference"/>
+    <w:rPr>
+      <w:vertAlign w:val="superscript"/>
+    </w:rPr>
+  </w:style>
+  <w:style w:type="character" w:styleId="Rubies">
+    <w:name w:val="Rubies"/>
+    <w:rPr>
+      <w:sz w:val="12"/>
+      <w:szCs w:val="12"/>
+      <w:u w:val="none"/>
+      <w:em w:val="none"/>
+    </w:rPr>
+  </w:style>
+  <w:style w:type="character" w:styleId="VerticalNumberingSymbols">
+    <w:name w:val="Vertical Numbering Symbols"/>
+    <w:rPr>
+      <w:eastAsianLayout w:vert="true"/>
+    </w:rPr>
+  </w:style>
+  <w:style w:type="character" w:styleId="Emphasis">
+    <w:name w:val="Emphasis"/>
+    <w:rPr>
+      <w:i/>
+      <w:iCs/>
+    </w:rPr>
+  </w:style>
+  <w:style w:type="character" w:styleId="Quotation">
+    <w:name w:val="Quotation"/>
+    <w:rPr>
+      <w:i/>
+      <w:iCs/>
+    </w:rPr>
+  </w:style>
+  <w:style w:type="character" w:styleId="Strong">
+    <w:name w:val="Strong"/>
+    <w:rPr>
+      <w:b/>
+      <w:bCs/>
+    </w:rPr>
+  </w:style>
+  <w:style w:type="character" w:styleId="SourceText">
+    <w:name w:val="Source Text"/>
+    <w:rPr>
+      <w:rFonts w:ascii="Liberation Mono" w:hAnsi="Liberation Mono" w:eastAsia="Noto Sans Mono CJK SC" w:cs="Liberation Mono"/>
+    </w:rPr>
+  </w:style>
+  <w:style w:type="character" w:styleId="Example">
+    <w:name w:val="Example"/>
+    <w:rPr>
+      <w:rFonts w:ascii="Liberation Mono" w:hAnsi="Liberation Mono" w:eastAsia="Noto Sans Mono CJK SC" w:cs="Liberation Mono"/>
+    </w:rPr>
+  </w:style>
+  <w:style w:type="character" w:styleId="UserEntry">
+    <w:name w:val="User Entry"/>
+    <w:rPr>
+      <w:rFonts w:ascii="Liberation Mono" w:hAnsi="Liberation Mono" w:eastAsia="Noto Sans Mono CJK SC" w:cs="Liberation Mono"/>
+    </w:rPr>
+  </w:style>
+  <w:style w:type="character" w:styleId="Variable">
+    <w:name w:val="Variable"/>
+    <w:rPr>
+      <w:i/>
+      <w:iCs/>
+    </w:rPr>
+  </w:style>
+  <w:style w:type="character" w:styleId="Definition">
+    <w:name w:val="Definition"/>
+    <w:rPr/>
+  </w:style>
+  <w:style w:type="character" w:styleId="Teletype">
+    <w:name w:val="Teletype"/>
+    <w:rPr>
+      <w:rFonts w:ascii="Liberation Mono" w:hAnsi="Liberation Mono" w:eastAsia="Noto Sans Mono CJK SC" w:cs="Liberation Mono"/>
+    </w:rPr>
   </w:style>
   <w:style w:type="paragraph" w:styleId="Heading">
     <w:name w:val="Heading"/>

--- a/packages/document-engine/templates/1.2_decision_risk_evaluation_team.docx
+++ b/packages/document-engine/templates/1.2_decision_risk_evaluation_team.docx
@@ -26,6 +26,8 @@
           <w:rFonts w:eastAsia="Arial" w:cs="Arial" w:ascii="Arial" w:hAnsi="Arial"/>
           <w:b/>
           <w:color w:val="auto"/>
+          <w:spacing w:val="0"/>
+          <w:w w:val="100"/>
           <w:sz w:val="24"/>
           <w:szCs w:val="20"/>
           <w:lang w:val="ro-RO"/>
@@ -54,6 +56,8 @@
         <w:rPr>
           <w:rFonts w:eastAsia="Arial" w:cs="Arial" w:ascii="Arial" w:hAnsi="Arial"/>
           <w:color w:val="auto"/>
+          <w:spacing w:val="0"/>
+          <w:w w:val="100"/>
           <w:sz w:val="20"/>
           <w:szCs w:val="20"/>
           <w:lang w:val="ro-RO"/>
@@ -78,6 +82,8 @@
         <w:rPr>
           <w:rFonts w:eastAsia="Arial" w:cs="Arial" w:ascii="Arial" w:hAnsi="Arial"/>
           <w:color w:val="auto"/>
+          <w:spacing w:val="0"/>
+          <w:w w:val="100"/>
           <w:sz w:val="20"/>
           <w:szCs w:val="20"/>
           <w:lang w:val="ro-RO"/>
@@ -89,6 +95,8 @@
           <w:rFonts w:eastAsia="Arial" w:cs="Arial" w:ascii="Arial" w:hAnsi="Arial"/>
           <w:bCs/>
           <w:color w:val="auto"/>
+          <w:spacing w:val="0"/>
+          <w:w w:val="100"/>
           <w:sz w:val="20"/>
           <w:szCs w:val="20"/>
           <w:lang w:val="ro-RO"/>
@@ -99,6 +107,8 @@
         <w:rPr>
           <w:rFonts w:eastAsia="Arial" w:cs="Arial" w:ascii="Arial" w:hAnsi="Arial"/>
           <w:color w:val="auto"/>
+          <w:spacing w:val="0"/>
+          <w:w w:val="100"/>
           <w:sz w:val="20"/>
           <w:szCs w:val="20"/>
           <w:lang w:val="ro-RO"/>
@@ -110,6 +120,8 @@
           <w:rFonts w:eastAsia="Arial" w:cs="Arial" w:ascii="Arial" w:hAnsi="Arial"/>
           <w:bCs/>
           <w:color w:val="auto"/>
+          <w:spacing w:val="0"/>
+          <w:w w:val="100"/>
           <w:sz w:val="20"/>
           <w:szCs w:val="20"/>
           <w:lang w:val="ro-RO"/>
@@ -120,6 +132,8 @@
         <w:rPr>
           <w:rFonts w:eastAsia="Arial" w:cs="Arial" w:ascii="Arial" w:hAnsi="Arial"/>
           <w:color w:val="auto"/>
+          <w:spacing w:val="0"/>
+          <w:w w:val="100"/>
           <w:sz w:val="20"/>
           <w:szCs w:val="20"/>
           <w:lang w:val="ro-RO"/>
@@ -131,6 +145,8 @@
           <w:rFonts w:eastAsia="Arial" w:cs="Arial" w:ascii="Arial" w:hAnsi="Arial"/>
           <w:bCs/>
           <w:color w:val="auto"/>
+          <w:spacing w:val="0"/>
+          <w:w w:val="100"/>
           <w:sz w:val="20"/>
           <w:szCs w:val="20"/>
           <w:lang w:val="ro-RO"/>
@@ -141,6 +157,8 @@
         <w:rPr>
           <w:rFonts w:eastAsia="Arial" w:cs="Arial" w:ascii="Arial" w:hAnsi="Arial"/>
           <w:color w:val="auto"/>
+          <w:spacing w:val="0"/>
+          <w:w w:val="100"/>
           <w:sz w:val="20"/>
           <w:szCs w:val="20"/>
           <w:lang w:val="ro-RO"/>
@@ -151,6 +169,8 @@
         <w:rPr>
           <w:rFonts w:eastAsia="Arial" w:cs="Arial" w:ascii="Arial" w:hAnsi="Arial"/>
           <w:color w:val="auto"/>
+          <w:spacing w:val="0"/>
+          <w:w w:val="100"/>
           <w:sz w:val="20"/>
           <w:szCs w:val="20"/>
           <w:lang w:val="ro-RO"/>
@@ -178,6 +198,8 @@
           <w:rFonts w:eastAsia="Arial" w:cs="Arial" w:ascii="Arial" w:hAnsi="Arial"/>
           <w:b/>
           <w:color w:val="auto"/>
+          <w:spacing w:val="0"/>
+          <w:w w:val="100"/>
           <w:sz w:val="20"/>
           <w:szCs w:val="20"/>
           <w:lang w:val="ro-RO"/>
@@ -203,6 +225,8 @@
           <w:rFonts w:eastAsia="Arial" w:cs="Arial" w:ascii="Arial" w:hAnsi="Arial"/>
           <w:b/>
           <w:color w:val="auto"/>
+          <w:spacing w:val="0"/>
+          <w:w w:val="100"/>
           <w:sz w:val="20"/>
           <w:szCs w:val="20"/>
           <w:lang w:val="ro-RO"/>
@@ -213,6 +237,8 @@
         <w:rPr>
           <w:rFonts w:eastAsia="Arial" w:cs="Arial" w:ascii="Arial" w:hAnsi="Arial"/>
           <w:color w:val="auto"/>
+          <w:spacing w:val="0"/>
+          <w:w w:val="100"/>
           <w:sz w:val="20"/>
           <w:szCs w:val="20"/>
           <w:lang w:val="ro-RO"/>
@@ -224,6 +250,8 @@
           <w:rFonts w:eastAsia="Arial" w:cs="Arial" w:ascii="Arial" w:hAnsi="Arial"/>
           <w:bCs/>
           <w:color w:val="auto"/>
+          <w:spacing w:val="0"/>
+          <w:w w:val="100"/>
           <w:sz w:val="20"/>
           <w:szCs w:val="20"/>
           <w:lang w:val="ro-RO"/>
@@ -234,6 +262,8 @@
         <w:rPr>
           <w:rFonts w:eastAsia="Arial" w:cs="Arial" w:ascii="Arial" w:hAnsi="Arial"/>
           <w:color w:val="auto"/>
+          <w:spacing w:val="0"/>
+          <w:w w:val="100"/>
           <w:sz w:val="20"/>
           <w:szCs w:val="20"/>
           <w:lang w:val="ro-RO"/>
@@ -244,6 +274,8 @@
         <w:rPr>
           <w:rFonts w:eastAsia="Arial" w:cs="Arial" w:ascii="Arial" w:hAnsi="Arial"/>
           <w:color w:val="auto"/>
+          <w:spacing w:val="0"/>
+          <w:w w:val="100"/>
           <w:sz w:val="20"/>
           <w:szCs w:val="20"/>
           <w:lang w:val="ro-RO"/>
@@ -271,6 +303,8 @@
         <w:rPr>
           <w:rFonts w:eastAsia="Arial" w:cs="Arial" w:ascii="Arial" w:hAnsi="Arial"/>
           <w:color w:val="auto"/>
+          <w:spacing w:val="0"/>
+          <w:w w:val="100"/>
           <w:sz w:val="20"/>
           <w:szCs w:val="20"/>
           <w:lang w:val="ro-RO"/>
@@ -298,6 +332,8 @@
         <w:rPr>
           <w:rFonts w:eastAsia="Arial" w:cs="Arial" w:ascii="Arial" w:hAnsi="Arial"/>
           <w:color w:val="auto"/>
+          <w:spacing w:val="0"/>
+          <w:w w:val="100"/>
           <w:sz w:val="20"/>
           <w:szCs w:val="20"/>
           <w:lang w:val="ro-RO"/>
@@ -308,6 +344,8 @@
         <w:rPr>
           <w:rFonts w:eastAsia="Arial" w:cs="Arial" w:ascii="Arial" w:hAnsi="Arial"/>
           <w:color w:val="auto"/>
+          <w:spacing w:val="0"/>
+          <w:w w:val="100"/>
           <w:sz w:val="20"/>
           <w:szCs w:val="20"/>
           <w:lang w:val="ro-RO"/>
@@ -335,6 +373,8 @@
         <w:rPr>
           <w:rFonts w:eastAsia="Arial" w:cs="Arial" w:ascii="Arial" w:hAnsi="Arial"/>
           <w:color w:val="auto"/>
+          <w:spacing w:val="0"/>
+          <w:w w:val="100"/>
           <w:sz w:val="20"/>
           <w:szCs w:val="20"/>
           <w:lang w:val="ro-RO"/>
@@ -362,6 +402,8 @@
         <w:rPr>
           <w:rFonts w:eastAsia="Arial" w:cs="Arial" w:ascii="Arial" w:hAnsi="Arial"/>
           <w:color w:val="auto"/>
+          <w:spacing w:val="0"/>
+          <w:w w:val="100"/>
           <w:sz w:val="20"/>
           <w:szCs w:val="20"/>
           <w:lang w:val="ro-RO"/>
@@ -387,6 +429,8 @@
           <w:rFonts w:eastAsia="Arial" w:cs="Arial" w:ascii="Arial" w:hAnsi="Arial"/>
           <w:b/>
           <w:color w:val="auto"/>
+          <w:spacing w:val="0"/>
+          <w:w w:val="100"/>
           <w:sz w:val="20"/>
           <w:szCs w:val="20"/>
           <w:lang w:val="ro-RO"/>
@@ -397,6 +441,8 @@
         <w:rPr>
           <w:rFonts w:eastAsia="Arial" w:cs="Arial" w:ascii="Arial" w:hAnsi="Arial"/>
           <w:color w:val="auto"/>
+          <w:spacing w:val="0"/>
+          <w:w w:val="100"/>
           <w:sz w:val="20"/>
           <w:szCs w:val="20"/>
           <w:lang w:val="ro-RO"/>
@@ -407,6 +453,8 @@
         <w:rPr>
           <w:rFonts w:eastAsia="Arial" w:cs="Arial" w:ascii="Arial" w:hAnsi="Arial"/>
           <w:color w:val="auto"/>
+          <w:spacing w:val="0"/>
+          <w:w w:val="100"/>
           <w:sz w:val="20"/>
           <w:szCs w:val="20"/>
           <w:lang w:val="ro-RO"/>
@@ -434,6 +482,8 @@
           <w:rFonts w:eastAsia="Arial" w:cs="Arial" w:ascii="Arial" w:hAnsi="Arial"/>
           <w:b/>
           <w:color w:val="auto"/>
+          <w:spacing w:val="0"/>
+          <w:w w:val="100"/>
           <w:sz w:val="20"/>
           <w:szCs w:val="20"/>
           <w:lang w:val="ro-RO"/>
@@ -459,6 +509,8 @@
         <w:rPr>
           <w:rFonts w:eastAsia="Arial" w:cs="Arial" w:ascii="Arial" w:hAnsi="Arial"/>
           <w:color w:val="auto"/>
+          <w:spacing w:val="0"/>
+          <w:w w:val="100"/>
           <w:sz w:val="20"/>
           <w:szCs w:val="20"/>
           <w:lang w:val="ro-RO"/>
@@ -486,6 +538,8 @@
           <w:rFonts w:eastAsia="Arial" w:cs="Arial" w:ascii="Arial" w:hAnsi="Arial"/>
           <w:b/>
           <w:color w:val="auto"/>
+          <w:spacing w:val="0"/>
+          <w:w w:val="100"/>
           <w:sz w:val="20"/>
           <w:szCs w:val="20"/>
           <w:lang w:val="ro-RO"/>
@@ -514,6 +568,8 @@
           <w:rFonts w:eastAsia="Arial" w:cs="Arial" w:ascii="Arial" w:hAnsi="Arial"/>
           <w:b/>
           <w:color w:val="auto"/>
+          <w:spacing w:val="0"/>
+          <w:w w:val="100"/>
           <w:sz w:val="20"/>
           <w:szCs w:val="20"/>
           <w:lang w:val="ro-RO"/>
@@ -542,6 +598,8 @@
           <w:rStyle w:val="tpa1"/>
           <w:rFonts w:eastAsia="Arial" w:cs="Arial" w:ascii="Arial" w:hAnsi="Arial"/>
           <w:color w:val="auto"/>
+          <w:spacing w:val="0"/>
+          <w:w w:val="100"/>
           <w:sz w:val="20"/>
           <w:szCs w:val="20"/>
           <w:lang w:val="ro-RO"/>
@@ -552,6 +610,8 @@
         <w:rPr>
           <w:rFonts w:eastAsia="Arial" w:cs="Arial" w:ascii="Arial" w:hAnsi="Arial"/>
           <w:color w:val="auto"/>
+          <w:spacing w:val="0"/>
+          <w:w w:val="100"/>
           <w:sz w:val="20"/>
           <w:szCs w:val="20"/>
           <w:lang w:val="ro-RO"/>
@@ -563,6 +623,8 @@
           <w:rStyle w:val="tpa1"/>
           <w:rFonts w:eastAsia="Arial" w:cs="Arial" w:ascii="Arial" w:hAnsi="Arial"/>
           <w:color w:val="auto"/>
+          <w:spacing w:val="0"/>
+          <w:w w:val="100"/>
           <w:sz w:val="20"/>
           <w:szCs w:val="20"/>
           <w:lang w:val="ro-RO"/>
@@ -573,6 +635,8 @@
         <w:rPr>
           <w:rFonts w:eastAsia="Arial" w:cs="Arial" w:ascii="Arial" w:hAnsi="Arial"/>
           <w:color w:val="auto"/>
+          <w:spacing w:val="0"/>
+          <w:w w:val="100"/>
           <w:sz w:val="20"/>
           <w:szCs w:val="20"/>
           <w:lang w:val="ro-RO"/>
@@ -636,6 +700,8 @@
                 <w:rFonts w:eastAsia="Arial" w:cs="Arial" w:ascii="Arial" w:hAnsi="Arial"/>
                 <w:b/>
                 <w:color w:val="auto"/>
+                <w:spacing w:val="0"/>
+                <w:w w:val="100"/>
                 <w:sz w:val="20"/>
                 <w:szCs w:val="20"/>
                 <w:lang w:val="ro-RO"/>
@@ -674,6 +740,8 @@
                 <w:rFonts w:eastAsia="Arial" w:cs="Arial" w:ascii="Arial" w:hAnsi="Arial"/>
                 <w:b/>
                 <w:color w:val="auto"/>
+                <w:spacing w:val="0"/>
+                <w:w w:val="100"/>
                 <w:sz w:val="20"/>
                 <w:szCs w:val="20"/>
                 <w:lang w:val="ro-RO"/>
@@ -712,6 +780,8 @@
                 <w:rFonts w:eastAsia="Arial" w:cs="Arial" w:ascii="Arial" w:hAnsi="Arial"/>
                 <w:b/>
                 <w:color w:val="auto"/>
+                <w:spacing w:val="0"/>
+                <w:w w:val="100"/>
                 <w:sz w:val="20"/>
                 <w:szCs w:val="20"/>
                 <w:lang w:val="ro-RO"/>
@@ -750,6 +820,8 @@
                 <w:rFonts w:eastAsia="Arial" w:cs="Arial" w:ascii="Arial" w:hAnsi="Arial"/>
                 <w:b/>
                 <w:color w:val="auto"/>
+                <w:spacing w:val="0"/>
+                <w:w w:val="100"/>
                 <w:sz w:val="20"/>
                 <w:szCs w:val="20"/>
                 <w:lang w:val="ro-RO"/>
@@ -788,6 +860,8 @@
                 <w:rFonts w:eastAsia="Arial" w:cs="Arial" w:ascii="Arial" w:hAnsi="Arial"/>
                 <w:b/>
                 <w:color w:val="auto"/>
+                <w:spacing w:val="0"/>
+                <w:w w:val="100"/>
                 <w:sz w:val="20"/>
                 <w:szCs w:val="20"/>
                 <w:lang w:val="ro-RO"/>
@@ -837,6 +911,8 @@
                 <w:rFonts w:eastAsia="Arial" w:cs="Arial" w:ascii="Arial" w:hAnsi="Arial"/>
                 <w:b/>
                 <w:color w:val="auto"/>
+                <w:spacing w:val="0"/>
+                <w:w w:val="100"/>
                 <w:sz w:val="20"/>
                 <w:szCs w:val="20"/>
                 <w:lang w:val="ro-RO"/>
@@ -870,6 +946,8 @@
               <w:rPr>
                 <w:rFonts w:eastAsia="Arial" w:cs="Arial" w:ascii="Arial" w:hAnsi="Arial"/>
                 <w:color w:val="auto"/>
+                <w:spacing w:val="0"/>
+                <w:w w:val="100"/>
                 <w:sz w:val="20"/>
                 <w:szCs w:val="20"/>
                 <w:lang w:val="ro-RO"/>
@@ -905,6 +983,8 @@
               <w:rPr>
                 <w:rFonts w:eastAsia="Arial" w:cs="Arial" w:ascii="Arial" w:hAnsi="Arial"/>
                 <w:color w:val="auto"/>
+                <w:spacing w:val="0"/>
+                <w:w w:val="100"/>
                 <w:sz w:val="20"/>
                 <w:szCs w:val="20"/>
                 <w:lang w:val="ro-RO"/>
@@ -940,6 +1020,8 @@
               <w:rPr>
                 <w:rFonts w:eastAsia="Arial" w:cs="Arial" w:ascii="Arial" w:hAnsi="Arial"/>
                 <w:color w:val="auto"/>
+                <w:spacing w:val="0"/>
+                <w:w w:val="100"/>
                 <w:sz w:val="20"/>
                 <w:szCs w:val="20"/>
                 <w:lang w:val="ro-RO"/>
@@ -974,6 +1056,8 @@
               <w:rPr>
                 <w:rFonts w:eastAsia="Arial" w:cs="Arial" w:ascii="Arial" w:hAnsi="Arial"/>
                 <w:color w:val="auto"/>
+                <w:spacing w:val="0"/>
+                <w:w w:val="100"/>
                 <w:sz w:val="20"/>
                 <w:szCs w:val="20"/>
                 <w:lang w:val="ro-RO"/>
@@ -1021,6 +1105,8 @@
                 <w:rFonts w:eastAsia="Arial" w:cs="Arial" w:ascii="Arial" w:hAnsi="Arial"/>
                 <w:b/>
                 <w:color w:val="auto"/>
+                <w:spacing w:val="0"/>
+                <w:w w:val="100"/>
                 <w:sz w:val="20"/>
                 <w:szCs w:val="20"/>
                 <w:lang w:val="ro-RO"/>
@@ -1055,6 +1141,8 @@
               <w:rPr>
                 <w:rFonts w:eastAsia="Arial" w:cs="Arial" w:ascii="Arial" w:hAnsi="Arial"/>
                 <w:color w:val="auto"/>
+                <w:spacing w:val="0"/>
+                <w:w w:val="100"/>
                 <w:sz w:val="20"/>
                 <w:szCs w:val="20"/>
                 <w:lang w:val="ro-RO"/>
@@ -1090,6 +1178,8 @@
               <w:rPr>
                 <w:rFonts w:eastAsia="Arial" w:cs="Arial" w:ascii="Arial" w:hAnsi="Arial"/>
                 <w:color w:val="auto"/>
+                <w:spacing w:val="0"/>
+                <w:w w:val="100"/>
                 <w:sz w:val="20"/>
                 <w:szCs w:val="20"/>
                 <w:lang w:val="ro-RO"/>
@@ -1125,6 +1215,8 @@
               <w:rPr>
                 <w:rFonts w:eastAsia="Arial" w:cs="Arial" w:ascii="Arial" w:hAnsi="Arial"/>
                 <w:color w:val="auto"/>
+                <w:spacing w:val="0"/>
+                <w:w w:val="100"/>
                 <w:sz w:val="20"/>
                 <w:szCs w:val="20"/>
                 <w:lang w:val="ro-RO"/>
@@ -1158,6 +1250,8 @@
               <w:rPr>
                 <w:rFonts w:eastAsia="Arial" w:cs="Arial" w:ascii="Arial" w:hAnsi="Arial"/>
                 <w:color w:val="auto"/>
+                <w:spacing w:val="0"/>
+                <w:w w:val="100"/>
                 <w:sz w:val="20"/>
                 <w:szCs w:val="20"/>
                 <w:lang w:val="ro-RO"/>
@@ -1185,6 +1279,8 @@
         <w:rPr>
           <w:rFonts w:eastAsia="Arial" w:cs="Arial" w:ascii="Arial" w:hAnsi="Arial"/>
           <w:color w:val="auto"/>
+          <w:spacing w:val="0"/>
+          <w:w w:val="100"/>
           <w:sz w:val="2"/>
           <w:szCs w:val="20"/>
           <w:lang w:val="ro-RO"/>
@@ -1226,6 +1322,8 @@
         <w:rFonts w:eastAsia="Arial" w:cs="Arial" w:ascii="Arial" w:hAnsi="Arial"/>
         <w:b w:val="false"/>
         <w:color w:val="auto"/>
+        <w:spacing w:val="0"/>
+        <w:w w:val="100"/>
         <w:sz w:val="16"/>
         <w:szCs w:val="16"/>
         <w:lang w:val="ro-RO"/>
@@ -1255,6 +1353,8 @@
         <w:rFonts w:eastAsia="Arial" w:cs="Arial" w:ascii="Arial" w:hAnsi="Arial"/>
         <w:b w:val="false"/>
         <w:color w:val="auto"/>
+        <w:spacing w:val="0"/>
+        <w:w w:val="100"/>
         <w:sz w:val="16"/>
         <w:szCs w:val="16"/>
         <w:lang w:val="ro-RO"/>
@@ -1284,6 +1384,8 @@
         <w:rFonts w:eastAsia="Arial" w:cs="Arial" w:ascii="Arial" w:hAnsi="Arial"/>
         <w:b w:val="false"/>
         <w:color w:val="auto"/>
+        <w:spacing w:val="0"/>
+        <w:w w:val="100"/>
         <w:sz w:val="16"/>
         <w:szCs w:val="16"/>
         <w:lang w:val="ro-RO"/>

--- a/packages/document-engine/templates/1.2_decision_risk_evaluation_team.docx
+++ b/packages/document-engine/templates/1.2_decision_risk_evaluation_team.docx
@@ -211,7 +211,7 @@
       <w:pPr>
         <w:pStyle w:val="Normal"/>
         <w:widowControl/>
-        <w:spacing w:before="0" w:after="120"/>
+        <w:spacing w:before="0" w:after="60"/>
         <w:ind w:hanging="0"/>
         <w:jc w:val="left"/>
         <w:rPr>
@@ -390,7 +390,7 @@
           <w:ilvl w:val="0"/>
           <w:numId w:val="3"/>
         </w:numPr>
-        <w:spacing w:before="0" w:after="40"/>
+        <w:spacing w:before="0" w:after="120"/>
         <w:jc w:val="left"/>
         <w:rPr>
           <w:rFonts w:ascii="Arial" w:hAnsi="Arial" w:cs="Arial"/>
@@ -1293,7 +1293,7 @@
       <w:footerReference w:type="first" r:id="rId4"/>
       <w:type w:val="nextPage"/>
       <w:pgSz w:w="11906" w:h="16838"/>
-      <w:pgMar w:left="1417" w:right="1134" w:gutter="0" w:header="0" w:top="1134" w:footer="680" w:bottom="1324"/>
+      <w:pgMar w:left="1417" w:right="1134" w:gutter="0" w:header="0" w:top="1134" w:footer="680" w:bottom="1134"/>
       <w:pgNumType w:fmt="decimal"/>
       <w:formProt w:val="false"/>
       <w:textDirection w:val="lrTb"/>
@@ -1309,12 +1309,9 @@
     <w:pPr>
       <w:pStyle w:val="Footer"/>
       <w:spacing w:before="60" w:after="0"/>
-      <w:ind w:hanging="0" w:left="0" w:right="360"/>
+      <w:ind w:hanging="0" w:left="0"/>
       <w:jc w:val="center"/>
-      <w:rPr>
-        <w:b/>
-        <w:sz w:val="16"/>
-      </w:rPr>
+      <w:rPr/>
     </w:pPr>
     <w:r>
       <w:rPr>
@@ -1340,12 +1337,9 @@
     <w:pPr>
       <w:pStyle w:val="Footer"/>
       <w:spacing w:before="60" w:after="0"/>
-      <w:ind w:hanging="0" w:left="0" w:right="360"/>
+      <w:ind w:hanging="0" w:left="0"/>
       <w:jc w:val="center"/>
-      <w:rPr>
-        <w:b/>
-        <w:sz w:val="16"/>
-      </w:rPr>
+      <w:rPr/>
     </w:pPr>
     <w:r>
       <w:rPr>
@@ -1371,12 +1365,9 @@
     <w:pPr>
       <w:pStyle w:val="Footer"/>
       <w:spacing w:before="60" w:after="0"/>
-      <w:ind w:hanging="0" w:left="0" w:right="360"/>
+      <w:ind w:hanging="0" w:left="0"/>
       <w:jc w:val="center"/>
-      <w:rPr>
-        <w:b/>
-        <w:sz w:val="16"/>
-      </w:rPr>
+      <w:rPr/>
     </w:pPr>
     <w:r>
       <w:rPr>

--- a/packages/document-engine/templates/1.2_decision_risk_evaluation_team.docx
+++ b/packages/document-engine/templates/1.2_decision_risk_evaluation_team.docx
@@ -651,9 +651,9 @@
         <w:tblInd w:w="0" w:type="dxa"/>
         <w:tblLayout w:type="fixed"/>
         <w:tblCellMar>
-          <w:top w:w="0" w:type="dxa"/>
+          <w:top w:w="17" w:type="dxa"/>
           <w:left w:w="108" w:type="dxa"/>
-          <w:bottom w:w="0" w:type="dxa"/>
+          <w:bottom w:w="17" w:type="dxa"/>
           <w:right w:w="108" w:type="dxa"/>
         </w:tblCellMar>
       </w:tblPr>

--- a/packages/document-engine/templates/1.2_decision_risk_evaluation_team.docx
+++ b/packages/document-engine/templates/1.2_decision_risk_evaluation_team.docx
@@ -1880,7 +1880,7 @@
   <w:docDefaults>
     <w:rPrDefault>
       <w:rPr>
-        <w:rFonts w:ascii="Liberation Serif" w:hAnsi="Liberation Serif" w:eastAsia="Noto Serif CJK SC" w:cs="Noto Sans Devanagari"/>
+        <w:rFonts w:ascii="Arial" w:hAnsi="Arial" w:eastAsia="Arial" w:cs="Arial"/>
         <w:sz w:val="24"/>
         <w:szCs w:val="24"/>
         <w:lang w:val="en-US" w:eastAsia="zh-CN" w:bidi="hi-IN"/>
@@ -2191,19 +2191,19 @@
   <w:style w:type="character" w:styleId="SourceText">
     <w:name w:val="Source Text"/>
     <w:rPr>
-      <w:rFonts w:ascii="Liberation Mono" w:hAnsi="Liberation Mono" w:eastAsia="Noto Sans Mono CJK SC" w:cs="Liberation Mono"/>
+      <w:rFonts w:ascii="Liberation Mono" w:hAnsi="Liberation Mono" w:eastAsia="Arial" w:cs="Liberation Mono"/>
     </w:rPr>
   </w:style>
   <w:style w:type="character" w:styleId="Example">
     <w:name w:val="Example"/>
     <w:rPr>
-      <w:rFonts w:ascii="Liberation Mono" w:hAnsi="Liberation Mono" w:eastAsia="Noto Sans Mono CJK SC" w:cs="Liberation Mono"/>
+      <w:rFonts w:ascii="Liberation Mono" w:hAnsi="Liberation Mono" w:eastAsia="Arial" w:cs="Liberation Mono"/>
     </w:rPr>
   </w:style>
   <w:style w:type="character" w:styleId="UserEntry">
     <w:name w:val="User Entry"/>
     <w:rPr>
-      <w:rFonts w:ascii="Liberation Mono" w:hAnsi="Liberation Mono" w:eastAsia="Noto Sans Mono CJK SC" w:cs="Liberation Mono"/>
+      <w:rFonts w:ascii="Liberation Mono" w:hAnsi="Liberation Mono" w:eastAsia="Arial" w:cs="Liberation Mono"/>
     </w:rPr>
   </w:style>
   <w:style w:type="character" w:styleId="Variable">
@@ -2220,7 +2220,7 @@
   <w:style w:type="character" w:styleId="Teletype">
     <w:name w:val="Teletype"/>
     <w:rPr>
-      <w:rFonts w:ascii="Liberation Mono" w:hAnsi="Liberation Mono" w:eastAsia="Noto Sans Mono CJK SC" w:cs="Liberation Mono"/>
+      <w:rFonts w:ascii="Liberation Mono" w:hAnsi="Liberation Mono" w:eastAsia="Arial" w:cs="Liberation Mono"/>
     </w:rPr>
   </w:style>
   <w:style w:type="paragraph" w:styleId="Heading">
@@ -2232,7 +2232,7 @@
       <w:spacing w:before="240" w:after="120"/>
     </w:pPr>
     <w:rPr>
-      <w:rFonts w:ascii="Liberation Sans" w:hAnsi="Liberation Sans" w:eastAsia="Noto Sans CJK SC" w:cs="Noto Sans Devanagari"/>
+      <w:rFonts w:ascii="Arial" w:hAnsi="Arial" w:eastAsia="Arial" w:cs="Arial"/>
       <w:sz w:val="28"/>
       <w:szCs w:val="28"/>
     </w:rPr>
@@ -2252,7 +2252,7 @@
     <w:basedOn w:val="BodyText"/>
     <w:pPr/>
     <w:rPr>
-      <w:rFonts w:cs="Noto Sans Devanagari"/>
+      <w:rFonts w:cs="Arial"/>
     </w:rPr>
   </w:style>
   <w:style w:type="paragraph" w:styleId="Caption">
@@ -2263,7 +2263,7 @@
       <w:spacing w:before="120" w:after="120"/>
     </w:pPr>
     <w:rPr>
-      <w:rFonts w:cs="Noto Sans Devanagari"/>
+      <w:rFonts w:cs="Arial"/>
       <w:i/>
       <w:iCs/>
       <w:sz w:val="24"/>
@@ -2277,7 +2277,7 @@
       <w:suppressLineNumbers/>
     </w:pPr>
     <w:rPr>
-      <w:rFonts w:cs="Noto Sans Devanagari"/>
+      <w:rFonts w:cs="Arial"/>
     </w:rPr>
   </w:style>
   <w:style w:type="paragraph" w:styleId="HeaderandFooter">

--- a/packages/document-engine/templates/1.2_decision_risk_evaluation_team.docx
+++ b/packages/document-engine/templates/1.2_decision_risk_evaluation_team.docx
@@ -1311,18 +1311,22 @@
       <w:spacing w:before="60" w:after="0"/>
       <w:ind w:hanging="0" w:left="0"/>
       <w:jc w:val="center"/>
-      <w:rPr/>
+      <w:rPr>
+        <w:color w:val="7A7A7A"/>
+        <w:sz w:val="15"/>
+        <w:szCs w:val="15"/>
+      </w:rPr>
     </w:pPr>
     <w:r>
       <w:rPr>
         <w:rStyle w:val="PageNumber"/>
         <w:rFonts w:eastAsia="Arial" w:cs="Arial" w:ascii="Arial" w:hAnsi="Arial"/>
         <w:b w:val="false"/>
-        <w:color w:val="auto"/>
+        <w:color w:val="7A7A7A"/>
         <w:spacing w:val="0"/>
         <w:w w:val="100"/>
-        <w:sz w:val="16"/>
-        <w:szCs w:val="16"/>
+        <w:sz w:val="15"/>
+        <w:szCs w:val="15"/>
         <w:lang w:val="ro-RO"/>
       </w:rPr>
       <w:t>{{#branding}}Document generat cu SSM Ușor · ssmusor.ro{{/branding}}</w:t>
@@ -1339,18 +1343,22 @@
       <w:spacing w:before="60" w:after="0"/>
       <w:ind w:hanging="0" w:left="0"/>
       <w:jc w:val="center"/>
-      <w:rPr/>
+      <w:rPr>
+        <w:color w:val="7A7A7A"/>
+        <w:sz w:val="15"/>
+        <w:szCs w:val="15"/>
+      </w:rPr>
     </w:pPr>
     <w:r>
       <w:rPr>
         <w:rStyle w:val="PageNumber"/>
         <w:rFonts w:eastAsia="Arial" w:cs="Arial" w:ascii="Arial" w:hAnsi="Arial"/>
         <w:b w:val="false"/>
-        <w:color w:val="auto"/>
+        <w:color w:val="7A7A7A"/>
         <w:spacing w:val="0"/>
         <w:w w:val="100"/>
-        <w:sz w:val="16"/>
-        <w:szCs w:val="16"/>
+        <w:sz w:val="15"/>
+        <w:szCs w:val="15"/>
         <w:lang w:val="ro-RO"/>
       </w:rPr>
       <w:t>{{#branding}}Document generat cu SSM Ușor · ssmusor.ro{{/branding}}</w:t>
@@ -1367,18 +1375,22 @@
       <w:spacing w:before="60" w:after="0"/>
       <w:ind w:hanging="0" w:left="0"/>
       <w:jc w:val="center"/>
-      <w:rPr/>
+      <w:rPr>
+        <w:color w:val="7A7A7A"/>
+        <w:sz w:val="15"/>
+        <w:szCs w:val="15"/>
+      </w:rPr>
     </w:pPr>
     <w:r>
       <w:rPr>
         <w:rStyle w:val="PageNumber"/>
         <w:rFonts w:eastAsia="Arial" w:cs="Arial" w:ascii="Arial" w:hAnsi="Arial"/>
         <w:b w:val="false"/>
-        <w:color w:val="auto"/>
+        <w:color w:val="7A7A7A"/>
         <w:spacing w:val="0"/>
         <w:w w:val="100"/>
-        <w:sz w:val="16"/>
-        <w:szCs w:val="16"/>
+        <w:sz w:val="15"/>
+        <w:szCs w:val="15"/>
         <w:lang w:val="ro-RO"/>
       </w:rPr>
       <w:t>{{#branding}}Document generat cu SSM Ușor · ssmusor.ro{{/branding}}</w:t>

--- a/packages/document-engine/templates/1.2_decision_risk_evaluation_team.docx
+++ b/packages/document-engine/templates/1.2_decision_risk_evaluation_team.docx
@@ -62,7 +62,7 @@
           <w:szCs w:val="20"/>
           <w:lang w:val="ro-RO"/>
         </w:rPr>
-        <w:t>Nr.: {{decisionNumber}} SSM Din: {{issueDate}}</w:t>
+        <w:t>Nr. {{decisionNumber}} SSM din {{issueDate}}</w:t>
       </w:r>
     </w:p>
     <w:p>
@@ -101,7 +101,7 @@
           <w:szCs w:val="20"/>
           <w:lang w:val="ro-RO"/>
         </w:rPr>
-        <w:t xml:space="preserve">Legii nr 319/ 2006 </w:t>
+        <w:t xml:space="preserve">Legii nr. 319/ 2006 </w:t>
       </w:r>
       <w:r>
         <w:rPr>
@@ -126,7 +126,7 @@
           <w:szCs w:val="20"/>
           <w:lang w:val="ro-RO"/>
         </w:rPr>
-        <w:t xml:space="preserve"> Normele de aplicare a acesteia aprobate prin H.G.1425/ 2006 pe de o parte și, pe de altă parte, cerințele metodei</w:t>
+        <w:t xml:space="preserve"> Normele de aplicare a acesteia aprobate prin H.G. 1425/ 2006 pe de o parte și, pe de altă parte, cerințele metodei</w:t>
       </w:r>
       <w:r>
         <w:rPr>
@@ -211,8 +211,11 @@
       <w:pPr>
         <w:pStyle w:val="Normal"/>
         <w:widowControl/>
-        <w:spacing w:before="0" w:after="60"/>
-        <w:ind w:hanging="0"/>
+        <w:numPr>
+          <w:ilvl w:val="0"/>
+          <w:numId w:val="5"/>
+        </w:numPr>
+        <w:spacing w:before="120" w:after="60"/>
         <w:jc w:val="left"/>
         <w:rPr>
           <w:rFonts w:ascii="Arial" w:hAnsi="Arial" w:cs="Arial"/>
@@ -223,19 +226,6 @@
       <w:r>
         <w:rPr>
           <w:rFonts w:eastAsia="Arial" w:cs="Arial" w:ascii="Arial" w:hAnsi="Arial"/>
-          <w:b/>
-          <w:color w:val="auto"/>
-          <w:spacing w:val="0"/>
-          <w:w w:val="100"/>
-          <w:sz w:val="20"/>
-          <w:szCs w:val="20"/>
-          <w:lang w:val="ro-RO"/>
-        </w:rPr>
-        <w:t xml:space="preserve">Art.1. </w:t>
-      </w:r>
-      <w:r>
-        <w:rPr>
-          <w:rFonts w:eastAsia="Arial" w:cs="Arial" w:ascii="Arial" w:hAnsi="Arial"/>
           <w:color w:val="auto"/>
           <w:spacing w:val="0"/>
           <w:w w:val="100"/>
@@ -256,19 +246,19 @@
           <w:szCs w:val="20"/>
           <w:lang w:val="ro-RO"/>
         </w:rPr>
-        <w:t xml:space="preserve">H.G nr.1425/ 2006, </w:t>
-      </w:r>
-      <w:r>
-        <w:rPr>
-          <w:rFonts w:eastAsia="Arial" w:cs="Arial" w:ascii="Arial" w:hAnsi="Arial"/>
-          <w:color w:val="auto"/>
-          <w:spacing w:val="0"/>
-          <w:w w:val="100"/>
-          <w:sz w:val="20"/>
-          <w:szCs w:val="20"/>
-          <w:lang w:val="ro-RO"/>
-        </w:rPr>
-        <w:t>următoarele persoane să facă parte și să desfășoare în cadrul orelor de program, activitățile de identificare și evaluarea a riscurilor de accidentare și îmbolnăvire profesională pentru locurile de muncă încadrate la {{client.legalName}}</w:t>
+        <w:t xml:space="preserve">H.G. nr. 1425/ 2006, </w:t>
+      </w:r>
+      <w:r>
+        <w:rPr>
+          <w:rFonts w:eastAsia="Arial" w:cs="Arial" w:ascii="Arial" w:hAnsi="Arial"/>
+          <w:color w:val="auto"/>
+          <w:spacing w:val="0"/>
+          <w:w w:val="100"/>
+          <w:sz w:val="20"/>
+          <w:szCs w:val="20"/>
+          <w:lang w:val="ro-RO"/>
+        </w:rPr>
+        <w:t>următoarele persoane să facă parte și să desfășoare în cadrul orelor de program, activitățile de identificare și evaluare a riscurilor de accidentare și îmbolnăvire profesională pentru locurile de muncă încadrate la {{client.legalName}}</w:t>
       </w:r>
       <w:r>
         <w:rPr>
@@ -415,8 +405,11 @@
       <w:pPr>
         <w:pStyle w:val="Normal"/>
         <w:widowControl/>
-        <w:spacing w:before="0" w:after="120"/>
-        <w:ind w:hanging="0"/>
+        <w:numPr>
+          <w:ilvl w:val="0"/>
+          <w:numId w:val="5"/>
+        </w:numPr>
+        <w:spacing w:before="120" w:after="60"/>
         <w:jc w:val="left"/>
         <w:rPr>
           <w:rFonts w:ascii="Arial" w:hAnsi="Arial" w:cs="Arial"/>
@@ -424,19 +417,6 @@
           <w:szCs w:val="20"/>
         </w:rPr>
       </w:pPr>
-      <w:r>
-        <w:rPr>
-          <w:rFonts w:eastAsia="Arial" w:cs="Arial" w:ascii="Arial" w:hAnsi="Arial"/>
-          <w:b/>
-          <w:color w:val="auto"/>
-          <w:spacing w:val="0"/>
-          <w:w w:val="100"/>
-          <w:sz w:val="20"/>
-          <w:szCs w:val="20"/>
-          <w:lang w:val="ro-RO"/>
-        </w:rPr>
-        <w:t xml:space="preserve">Art. 2. </w:t>
-      </w:r>
       <w:r>
         <w:rPr>
           <w:rFonts w:eastAsia="Arial" w:cs="Arial" w:ascii="Arial" w:hAnsi="Arial"/>
@@ -1027,6 +1007,201 @@
                 <w:lang w:val="ro-RO"/>
               </w:rPr>
               <w:t>{{issueDate}}{{/evaluationTeam}}</w:t>
+            </w:r>
+          </w:p>
+        </w:tc>
+        <w:tc>
+          <w:tcPr>
+            <w:tcW w:w="1903" w:type="dxa"/>
+            <w:tcBorders>
+              <w:top w:val="single" w:sz="4" w:space="0" w:color="000000"/>
+              <w:left w:val="single" w:sz="4" w:space="0" w:color="000000"/>
+              <w:bottom w:val="single" w:sz="4" w:space="0" w:color="000000"/>
+              <w:right w:val="single" w:sz="4" w:space="0" w:color="000000"/>
+            </w:tcBorders>
+          </w:tcPr>
+          <w:p>
+            <w:pPr>
+              <w:pStyle w:val="Normal"/>
+              <w:widowControl/>
+              <w:snapToGrid w:val="false"/>
+              <w:spacing w:before="0" w:after="0"/>
+              <w:rPr>
+                <w:rFonts w:ascii="Arial" w:hAnsi="Arial" w:cs="Arial"/>
+                <w:sz w:val="20"/>
+                <w:szCs w:val="20"/>
+              </w:rPr>
+            </w:pPr>
+            <w:r>
+              <w:rPr>
+                <w:rFonts w:eastAsia="Arial" w:cs="Arial" w:ascii="Arial" w:hAnsi="Arial"/>
+                <w:color w:val="auto"/>
+                <w:spacing w:val="0"/>
+                <w:w w:val="100"/>
+                <w:sz w:val="20"/>
+                <w:szCs w:val="20"/>
+                <w:lang w:val="ro-RO"/>
+              </w:rPr>
+            </w:r>
+          </w:p>
+        </w:tc>
+      </w:tr>
+      <w:tr>
+        <w:trPr>
+          <w:trHeight w:val="360" w:hRule="atLeast"/>
+        </w:trPr>
+        <w:tc>
+          <w:tcPr>
+            <w:tcW w:w="621" w:type="dxa"/>
+            <w:tcBorders>
+              <w:top w:val="single" w:sz="4" w:space="0" w:color="000000"/>
+              <w:left w:val="single" w:sz="4" w:space="0" w:color="000000"/>
+              <w:bottom w:val="single" w:sz="4" w:space="0" w:color="000000"/>
+              <w:right w:val="single" w:sz="4" w:space="0" w:color="000000"/>
+            </w:tcBorders>
+            <w:vAlign w:val="center"/>
+          </w:tcPr>
+          <w:p>
+            <w:pPr>
+              <w:pStyle w:val="Normal"/>
+              <w:keepNext w:val="true"/>
+              <w:widowControl/>
+              <w:numPr>
+                <w:ilvl w:val="0"/>
+                <w:numId w:val="2"/>
+              </w:numPr>
+              <w:snapToGrid w:val="false"/>
+              <w:spacing w:before="0" w:after="0"/>
+              <w:ind w:hanging="360" w:left="360" w:right="-108"/>
+              <w:jc w:val="center"/>
+              <w:rPr>
+                <w:rFonts w:ascii="Arial" w:hAnsi="Arial" w:cs="Arial"/>
+                <w:b/>
+                <w:sz w:val="20"/>
+                <w:szCs w:val="20"/>
+              </w:rPr>
+            </w:pPr>
+            <w:r>
+              <w:rPr>
+                <w:rFonts w:eastAsia="Arial" w:cs="Arial" w:ascii="Arial" w:hAnsi="Arial"/>
+                <w:b/>
+                <w:color w:val="auto"/>
+                <w:spacing w:val="0"/>
+                <w:w w:val="100"/>
+                <w:sz w:val="20"/>
+                <w:szCs w:val="20"/>
+                <w:lang w:val="ro-RO"/>
+              </w:rPr>
+            </w:r>
+          </w:p>
+        </w:tc>
+        <w:tc>
+          <w:tcPr>
+            <w:tcW w:w="3458" w:type="dxa"/>
+            <w:tcBorders>
+              <w:top w:val="single" w:sz="4" w:space="0" w:color="000000"/>
+              <w:left w:val="single" w:sz="4" w:space="0" w:color="000000"/>
+              <w:bottom w:val="single" w:sz="4" w:space="0" w:color="000000"/>
+              <w:right w:val="single" w:sz="4" w:space="0" w:color="000000"/>
+            </w:tcBorders>
+            <w:vAlign w:val="center"/>
+          </w:tcPr>
+          <w:p>
+            <w:pPr>
+              <w:pStyle w:val="Normal"/>
+              <w:widowControl/>
+              <w:snapToGrid w:val="false"/>
+              <w:spacing w:before="0" w:after="0"/>
+              <w:rPr>
+                <w:rFonts w:ascii="Arial" w:hAnsi="Arial" w:cs="Arial"/>
+                <w:sz w:val="20"/>
+                <w:szCs w:val="20"/>
+              </w:rPr>
+            </w:pPr>
+            <w:r>
+              <w:rPr>
+                <w:rFonts w:eastAsia="Arial" w:cs="Arial" w:ascii="Arial" w:hAnsi="Arial"/>
+                <w:color w:val="auto"/>
+                <w:spacing w:val="0"/>
+                <w:w w:val="100"/>
+                <w:sz w:val="20"/>
+                <w:szCs w:val="20"/>
+                <w:lang w:val="ro-RO"/>
+              </w:rPr>
+            </w:r>
+          </w:p>
+        </w:tc>
+        <w:tc>
+          <w:tcPr>
+            <w:tcW w:w="2076" w:type="dxa"/>
+            <w:tcBorders>
+              <w:top w:val="single" w:sz="4" w:space="0" w:color="000000"/>
+              <w:left w:val="single" w:sz="4" w:space="0" w:color="000000"/>
+              <w:bottom w:val="single" w:sz="4" w:space="0" w:color="000000"/>
+              <w:right w:val="single" w:sz="4" w:space="0" w:color="000000"/>
+            </w:tcBorders>
+            <w:vAlign w:val="center"/>
+          </w:tcPr>
+          <w:p>
+            <w:pPr>
+              <w:pStyle w:val="Normal"/>
+              <w:widowControl/>
+              <w:snapToGrid w:val="false"/>
+              <w:spacing w:before="0" w:after="0"/>
+              <w:jc w:val="center"/>
+              <w:rPr>
+                <w:rFonts w:ascii="Arial" w:hAnsi="Arial" w:cs="Arial"/>
+                <w:sz w:val="20"/>
+                <w:szCs w:val="20"/>
+              </w:rPr>
+            </w:pPr>
+            <w:r>
+              <w:rPr>
+                <w:rFonts w:eastAsia="Arial" w:cs="Arial" w:ascii="Arial" w:hAnsi="Arial"/>
+                <w:color w:val="auto"/>
+                <w:spacing w:val="0"/>
+                <w:w w:val="100"/>
+                <w:sz w:val="20"/>
+                <w:szCs w:val="20"/>
+                <w:lang w:val="ro-RO"/>
+              </w:rPr>
+            </w:r>
+          </w:p>
+        </w:tc>
+        <w:tc>
+          <w:tcPr>
+            <w:tcW w:w="1297" w:type="dxa"/>
+            <w:tcBorders>
+              <w:top w:val="single" w:sz="4" w:space="0" w:color="000000"/>
+              <w:left w:val="single" w:sz="4" w:space="0" w:color="000000"/>
+              <w:bottom w:val="single" w:sz="4" w:space="0" w:color="000000"/>
+              <w:right w:val="single" w:sz="4" w:space="0" w:color="000000"/>
+            </w:tcBorders>
+            <w:vAlign w:val="center"/>
+          </w:tcPr>
+          <w:p>
+            <w:pPr>
+              <w:pStyle w:val="Normal"/>
+              <w:widowControl/>
+              <w:snapToGrid w:val="false"/>
+              <w:spacing w:before="0" w:after="0"/>
+              <w:jc w:val="center"/>
+              <w:rPr>
+                <w:rFonts w:ascii="Arial" w:hAnsi="Arial" w:cs="Arial"/>
+                <w:sz w:val="20"/>
+                <w:szCs w:val="20"/>
+              </w:rPr>
+            </w:pPr>
+            <w:r>
+              <w:rPr>
+                <w:rFonts w:eastAsia="Arial" w:cs="Arial" w:ascii="Arial" w:hAnsi="Arial"/>
+                <w:color w:val="auto"/>
+                <w:spacing w:val="0"/>
+                <w:w w:val="100"/>
+                <w:sz w:val="20"/>
+                <w:szCs w:val="20"/>
+                <w:lang w:val="ro-RO"/>
+              </w:rPr>
             </w:r>
           </w:p>
         </w:tc>
@@ -1872,6 +2047,122 @@
       </w:pPr>
     </w:lvl>
   </w:abstractNum>
+  <w:abstractNum w:abstractNumId="5">
+    <w:lvl w:ilvl="0">
+      <w:start w:val="1"/>
+      <w:numFmt w:val="decimal"/>
+      <w:lvlText w:val="Art. %1."/>
+      <w:lvlJc w:val="left"/>
+      <w:pPr>
+        <w:tabs>
+          <w:tab w:val="num" w:pos="720"/>
+        </w:tabs>
+        <w:ind w:left="0" w:hanging="0"/>
+      </w:pPr>
+      <w:rPr>
+        <w:rFonts w:ascii="Arial" w:hAnsi="Arial" w:cs="Arial"/>
+        <w:b/>
+        <w:sz w:val="20"/>
+        <w:szCs w:val="20"/>
+      </w:rPr>
+    </w:lvl>
+    <w:lvl w:ilvl="1">
+      <w:start w:val="1"/>
+      <w:numFmt w:val="decimal"/>
+      <w:lvlText w:val="%2."/>
+      <w:lvlJc w:val="left"/>
+      <w:pPr>
+        <w:tabs>
+          <w:tab w:val="num" w:pos="1080"/>
+        </w:tabs>
+        <w:ind w:left="1080" w:hanging="360"/>
+      </w:pPr>
+    </w:lvl>
+    <w:lvl w:ilvl="2">
+      <w:start w:val="1"/>
+      <w:numFmt w:val="decimal"/>
+      <w:lvlText w:val="%3."/>
+      <w:lvlJc w:val="left"/>
+      <w:pPr>
+        <w:tabs>
+          <w:tab w:val="num" w:pos="1440"/>
+        </w:tabs>
+        <w:ind w:left="1440" w:hanging="360"/>
+      </w:pPr>
+    </w:lvl>
+    <w:lvl w:ilvl="3">
+      <w:start w:val="1"/>
+      <w:numFmt w:val="decimal"/>
+      <w:lvlText w:val="%4."/>
+      <w:lvlJc w:val="left"/>
+      <w:pPr>
+        <w:tabs>
+          <w:tab w:val="num" w:pos="1800"/>
+        </w:tabs>
+        <w:ind w:left="1800" w:hanging="360"/>
+      </w:pPr>
+    </w:lvl>
+    <w:lvl w:ilvl="4">
+      <w:start w:val="1"/>
+      <w:numFmt w:val="decimal"/>
+      <w:lvlText w:val="%5."/>
+      <w:lvlJc w:val="left"/>
+      <w:pPr>
+        <w:tabs>
+          <w:tab w:val="num" w:pos="2160"/>
+        </w:tabs>
+        <w:ind w:left="2160" w:hanging="360"/>
+      </w:pPr>
+    </w:lvl>
+    <w:lvl w:ilvl="5">
+      <w:start w:val="1"/>
+      <w:numFmt w:val="decimal"/>
+      <w:lvlText w:val="%6."/>
+      <w:lvlJc w:val="left"/>
+      <w:pPr>
+        <w:tabs>
+          <w:tab w:val="num" w:pos="2520"/>
+        </w:tabs>
+        <w:ind w:left="2520" w:hanging="360"/>
+      </w:pPr>
+    </w:lvl>
+    <w:lvl w:ilvl="6">
+      <w:start w:val="1"/>
+      <w:numFmt w:val="decimal"/>
+      <w:lvlText w:val="%7."/>
+      <w:lvlJc w:val="left"/>
+      <w:pPr>
+        <w:tabs>
+          <w:tab w:val="num" w:pos="2880"/>
+        </w:tabs>
+        <w:ind w:left="2880" w:hanging="360"/>
+      </w:pPr>
+    </w:lvl>
+    <w:lvl w:ilvl="7">
+      <w:start w:val="1"/>
+      <w:numFmt w:val="decimal"/>
+      <w:lvlText w:val="%8."/>
+      <w:lvlJc w:val="left"/>
+      <w:pPr>
+        <w:tabs>
+          <w:tab w:val="num" w:pos="3240"/>
+        </w:tabs>
+        <w:ind w:left="3240" w:hanging="360"/>
+      </w:pPr>
+    </w:lvl>
+    <w:lvl w:ilvl="8">
+      <w:start w:val="1"/>
+      <w:numFmt w:val="decimal"/>
+      <w:lvlText w:val="%9."/>
+      <w:lvlJc w:val="left"/>
+      <w:pPr>
+        <w:tabs>
+          <w:tab w:val="num" w:pos="3600"/>
+        </w:tabs>
+        <w:ind w:left="3600" w:hanging="360"/>
+      </w:pPr>
+    </w:lvl>
+  </w:abstractNum>
   <w:num w:numId="1">
     <w:abstractNumId w:val="1"/>
   </w:num>
@@ -1883,6 +2174,9 @@
   </w:num>
   <w:num w:numId="4">
     <w:abstractNumId w:val="4"/>
+  </w:num>
+  <w:num w:numId="5">
+    <w:abstractNumId w:val="5"/>
   </w:num>
 </w:numbering>
 </file>

--- a/packages/document-engine/templates/1.2_decision_risk_evaluation_team.docx
+++ b/packages/document-engine/templates/1.2_decision_risk_evaluation_team.docx
@@ -210,6 +210,7 @@
     <w:p>
       <w:pPr>
         <w:pStyle w:val="Normal"/>
+        <w:keepNext/>
         <w:widowControl/>
         <w:numPr>
           <w:ilvl w:val="0"/>

--- a/packages/document-engine/templates/1.2_decision_risk_evaluation_team.docx
+++ b/packages/document-engine/templates/1.2_decision_risk_evaluation_team.docx
@@ -399,7 +399,7 @@
           <w:szCs w:val="20"/>
           <w:lang w:val="ro-RO"/>
         </w:rPr>
-        <w:t>{{specialist.name}} în calitate de {{specialist.professionalTitle}} din cadrul {{provider.legalName}}, va coordona activitatea echipei de evaluare a riscurilor de accidentare și îmbolnăvire profesională.</w:t>
+        <w:t>{{specialist.name}} în calitate de {{specialist.professionalTitle}} din cadrul {{provider.legalName}} va coordona activitatea echipei de evaluare a riscurilor de accidentare și îmbolnăvire profesională.</w:t>
       </w:r>
     </w:p>
     <w:p>

--- a/packages/document-engine/templates/1.2_decision_risk_evaluation_team.docx
+++ b/packages/document-engine/templates/1.2_decision_risk_evaluation_team.docx
@@ -555,7 +555,7 @@
           <w:szCs w:val="20"/>
           <w:lang w:val="ro-RO"/>
         </w:rPr>
-        <w:t>PROCES VERBAL DE LUARE LA CUNOȘTINȚĂ</w:t>
+        <w:t xml:space="preserve">PROCES-VERBAL DE LUARE LA CUNOȘTINȚĂ</w:t>
       </w:r>
     </w:p>
     <w:p>

--- a/packages/document-engine/templates/1.2_decision_risk_evaluation_team.docx
+++ b/packages/document-engine/templates/1.2_decision_risk_evaluation_team.docx
@@ -151,7 +151,7 @@
           <w:szCs w:val="20"/>
           <w:lang w:val="ro-RO"/>
         </w:rPr>
-        <w:t>, {{client.representativeName}}</w:t>
+        <w:t xml:space="preserve">, {{client.representativeName}},</w:t>
       </w:r>
       <w:r>
         <w:rPr>
@@ -329,7 +329,7 @@
           <w:szCs w:val="20"/>
           <w:lang w:val="ro-RO"/>
         </w:rPr>
-        <w:t>{{name}} având funcția de {{jobTitle}} în cadrul {{client.legalName}}</w:t>
+        <w:t xml:space="preserve">{{name}}, având funcția de {{jobTitle}} în cadrul {{client.legalName}},</w:t>
       </w:r>
       <w:r>
         <w:rPr>
@@ -399,7 +399,7 @@
           <w:szCs w:val="20"/>
           <w:lang w:val="ro-RO"/>
         </w:rPr>
-        <w:t>{{specialist.name}} în calitate de {{specialist.professionalTitle}} din cadrul {{provider.legalName}} va coordona activitatea echipei de evaluare a riscurilor de accidentare și îmbolnăvire profesională.</w:t>
+        <w:t xml:space="preserve">{{specialist.name}}, în calitate de {{specialist.professionalTitle}} din cadrul {{provider.legalName}}, va coordona activitatea echipei de evaluare a riscurilor de accidentare și îmbolnăvire profesională.</w:t>
       </w:r>
     </w:p>
     <w:p>

--- a/packages/document-engine/templates/1.2_decision_risk_evaluation_team.docx
+++ b/packages/document-engine/templates/1.2_decision_risk_evaluation_team.docx
@@ -138,7 +138,7 @@
           <w:szCs w:val="20"/>
           <w:lang w:val="ro-RO"/>
         </w:rPr>
-        <w:t xml:space="preserve"> de evaluare a riscurilor I.N.C.D.P.M. București, metodă avizată de Ministerul Muncii și Solidarității Sociale</w:t>
+        <w:t xml:space="preserve"> de evaluare a riscurilor I.N.C.D.P.M. București, metodă avizată de Ministerul Muncii și Protecției Sociale</w:t>
       </w:r>
       <w:r>
         <w:rPr>
@@ -226,52 +226,13 @@
       </w:pPr>
       <w:r>
         <w:rPr>
-          <w:rFonts w:eastAsia="Arial" w:cs="Arial" w:ascii="Arial" w:hAnsi="Arial"/>
+          <w:rFonts w:ascii="Arial" w:hAnsi="Arial" w:cs="Arial" w:eastAsia="Arial"/>
           <w:color w:val="auto"/>
-          <w:spacing w:val="0"/>
-          <w:w w:val="100"/>
           <w:sz w:val="20"/>
           <w:szCs w:val="20"/>
           <w:lang w:val="ro-RO"/>
         </w:rPr>
-        <w:t xml:space="preserve">În conformitate cu prevederile </w:t>
-      </w:r>
-      <w:r>
-        <w:rPr>
-          <w:rFonts w:eastAsia="Arial" w:cs="Arial" w:ascii="Arial" w:hAnsi="Arial"/>
-          <w:bCs/>
-          <w:color w:val="auto"/>
-          <w:spacing w:val="0"/>
-          <w:w w:val="100"/>
-          <w:sz w:val="20"/>
-          <w:szCs w:val="20"/>
-          <w:lang w:val="ro-RO"/>
-        </w:rPr>
-        <w:t xml:space="preserve">H.G. nr. 1425/ 2006, </w:t>
-      </w:r>
-      <w:r>
-        <w:rPr>
-          <w:rFonts w:eastAsia="Arial" w:cs="Arial" w:ascii="Arial" w:hAnsi="Arial"/>
-          <w:color w:val="auto"/>
-          <w:spacing w:val="0"/>
-          <w:w w:val="100"/>
-          <w:sz w:val="20"/>
-          <w:szCs w:val="20"/>
-          <w:lang w:val="ro-RO"/>
-        </w:rPr>
-        <w:t>următoarele persoane să facă parte și să desfășoare în cadrul orelor de program, activitățile de identificare și evaluare a riscurilor de accidentare și îmbolnăvire profesională pentru locurile de muncă încadrate la {{client.legalName}}</w:t>
-      </w:r>
-      <w:r>
-        <w:rPr>
-          <w:rFonts w:eastAsia="Arial" w:cs="Arial" w:ascii="Arial" w:hAnsi="Arial"/>
-          <w:color w:val="auto"/>
-          <w:spacing w:val="0"/>
-          <w:w w:val="100"/>
-          <w:sz w:val="20"/>
-          <w:szCs w:val="20"/>
-          <w:lang w:val="ro-RO"/>
-        </w:rPr>
-        <w:t>:</w:t>
+        <w:t xml:space="preserve">În conformitate cu prevederile H.G. nr. 1425/ 2006, următoarele persoane să facă parte din echipa de evaluare a riscurilor și să desfășoare, în cadrul orelor de program, activitățile de identificare și evaluare a riscurilor de accidentare și îmbolnăvire profesională pentru locurile de muncă din cadrul {{client.legalName}}:</w:t>
       </w:r>
     </w:p>
     <w:p>

--- a/packages/document-engine/templates/1.2_decision_risk_evaluation_team.docx
+++ b/packages/document-engine/templates/1.2_decision_risk_evaluation_team.docx
@@ -101,7 +101,7 @@
           <w:szCs w:val="20"/>
           <w:lang w:val="ro-RO"/>
         </w:rPr>
-        <w:t xml:space="preserve">Legii nr. 319/ 2006 </w:t>
+        <w:t xml:space="preserve">Legii 319/2006 </w:t>
       </w:r>
       <w:r>
         <w:rPr>
@@ -113,7 +113,7 @@
           <w:szCs w:val="20"/>
           <w:lang w:val="ro-RO"/>
         </w:rPr>
-        <w:t>și</w:t>
+        <w:t xml:space="preserve">și</w:t>
       </w:r>
       <w:r>
         <w:rPr>
@@ -126,7 +126,7 @@
           <w:szCs w:val="20"/>
           <w:lang w:val="ro-RO"/>
         </w:rPr>
-        <w:t xml:space="preserve"> Normele de aplicare a acesteia aprobate prin H.G. 1425/ 2006 pe de o parte și, pe de altă parte, cerințele metodei</w:t>
+        <w:t xml:space="preserve"> Normele de aplicare a acesteia aprobate prin H.G. 1425/2006 pe de o parte și, pe de altă parte, cerințele metodei</w:t>
       </w:r>
       <w:r>
         <w:rPr>
@@ -175,7 +175,7 @@
           <w:szCs w:val="20"/>
           <w:lang w:val="ro-RO"/>
         </w:rPr>
-        <w:t>, începând cu data de {{issueDate}},</w:t>
+        <w:t xml:space="preserve">, începând cu data de {{issueDate}},</w:t>
       </w:r>
     </w:p>
     <w:p>
@@ -232,7 +232,7 @@
           <w:szCs w:val="20"/>
           <w:lang w:val="ro-RO"/>
         </w:rPr>
-        <w:t xml:space="preserve">În conformitate cu prevederile H.G. nr. 1425/ 2006, următoarele persoane să facă parte din echipa de evaluare a riscurilor și să desfășoare, în cadrul orelor de program, activitățile de identificare și evaluare a riscurilor de accidentare și îmbolnăvire profesională pentru locurile de muncă din cadrul {{client.legalName}}:</w:t>
+        <w:t xml:space="preserve">În conformitate cu prevederile H.G. 1425/2006, următoarele persoane să facă parte din echipa de evaluare a riscurilor și să desfășoare, în cadrul orelor de program, activitățile de identificare și evaluare a riscurilor de accidentare și îmbolnăvire profesională pentru locurile de muncă din cadrul {{client.legalName}}:</w:t>
       </w:r>
     </w:p>
     <w:p>

--- a/packages/document-engine/templates/1.2_decision_risk_evaluation_team.docx
+++ b/packages/document-engine/templates/1.2_decision_risk_evaluation_team.docx
@@ -516,7 +516,7 @@
           <w:szCs w:val="20"/>
           <w:lang w:val="ro-RO"/>
         </w:rPr>
-        <w:t xml:space="preserve">PROCES-VERBAL DE LUARE LA CUNOȘTINȚĂ</w:t>
+        <w:t xml:space="preserve">PROCES-VERBAL DE LUARE DE CUNOȘTINȚĂ</w:t>
       </w:r>
     </w:p>
     <w:p>
@@ -571,7 +571,7 @@
           <w:szCs w:val="20"/>
           <w:lang w:val="ro-RO"/>
         </w:rPr>
-        <w:t xml:space="preserve">mnată confirmă că a luat cunoștință de prezenta decizie și se obligă să respecte întocmai obligațiile, atribuțiile și răspunderile ce reies din decizia Nr. {{decisionNumber}} SSM din </w:t>
+        <w:t xml:space="preserve">mnată confirmă că a luat cunoștință de prezenta decizie și se obligă să respecte întocmai obligațiile, atribuțiile și răspunderile ce reies din decizia {{client.legalName}} nr. {{decisionNumber}} SSM din </w:t>
       </w:r>
       <w:r>
         <w:rPr>

--- a/packages/document-engine/templates/1.2_decision_risk_evaluation_team.docx
+++ b/packages/document-engine/templates/1.2_decision_risk_evaluation_team.docx
@@ -360,7 +360,7 @@
           <w:szCs w:val="20"/>
           <w:lang w:val="ro-RO"/>
         </w:rPr>
-        <w:t xml:space="preserve">{{specialist.name}}, în calitate de {{specialist.professionalTitle}} din cadrul {{provider.legalName}}, va coordona activitatea echipei de evaluare a riscurilor de accidentare și îmbolnăvire profesională.</w:t>
+        <w:t xml:space="preserve">{{riskEvaluator.name}}, în calitate de {{riskEvaluator.professionalTitle}}{{#riskEvaluator.certificate}}, titular al certificatului {{riskEvaluator.certificate}},{{/riskEvaluator.certificate}} din cadrul {{provider.legalName}}, va coordona activitatea echipei de evaluare a riscurilor de accidentare și îmbolnăvire profesională.</w:t>
       </w:r>
     </w:p>
     <w:p>
